--- a/Regression_Assignment (1).docx
+++ b/Regression_Assignment (1).docx
@@ -743,12 +743,6 @@
         <w:gridCol w:w="4263"/>
       </w:tblGrid>
       <w:tr>
-        <w:tblPrEx>
-          <w:tblCellMar>
-            <w:top w:w="0" w:type="dxa"/>
-            <w:bottom w:w="0" w:type="dxa"/>
-          </w:tblCellMar>
-        </w:tblPrEx>
         <w:trPr>
           <w:trHeight w:val="448"/>
         </w:trPr>
@@ -835,12 +829,6 @@
         </w:tc>
       </w:tr>
       <w:tr>
-        <w:tblPrEx>
-          <w:tblCellMar>
-            <w:top w:w="0" w:type="dxa"/>
-            <w:bottom w:w="0" w:type="dxa"/>
-          </w:tblCellMar>
-        </w:tblPrEx>
         <w:trPr>
           <w:trHeight w:val="160"/>
         </w:trPr>
@@ -927,12 +915,6 @@
         </w:tc>
       </w:tr>
       <w:tr>
-        <w:tblPrEx>
-          <w:tblCellMar>
-            <w:top w:w="0" w:type="dxa"/>
-            <w:bottom w:w="0" w:type="dxa"/>
-          </w:tblCellMar>
-        </w:tblPrEx>
         <w:trPr>
           <w:trHeight w:val="357"/>
         </w:trPr>
@@ -1000,12 +982,6 @@
         </w:tc>
       </w:tr>
       <w:tr>
-        <w:tblPrEx>
-          <w:tblCellMar>
-            <w:top w:w="0" w:type="dxa"/>
-            <w:bottom w:w="0" w:type="dxa"/>
-          </w:tblCellMar>
-        </w:tblPrEx>
         <w:trPr>
           <w:trHeight w:val="421"/>
         </w:trPr>
@@ -1073,12 +1049,6 @@
         </w:tc>
       </w:tr>
       <w:tr>
-        <w:tblPrEx>
-          <w:tblCellMar>
-            <w:top w:w="0" w:type="dxa"/>
-            <w:bottom w:w="0" w:type="dxa"/>
-          </w:tblCellMar>
-        </w:tblPrEx>
         <w:trPr>
           <w:trHeight w:val="482"/>
         </w:trPr>
@@ -1146,12 +1116,6 @@
         </w:tc>
       </w:tr>
       <w:tr>
-        <w:tblPrEx>
-          <w:tblCellMar>
-            <w:top w:w="0" w:type="dxa"/>
-            <w:bottom w:w="0" w:type="dxa"/>
-          </w:tblCellMar>
-        </w:tblPrEx>
         <w:trPr>
           <w:trHeight w:val="48"/>
         </w:trPr>
@@ -1226,12 +1190,6 @@
         </w:tc>
       </w:tr>
       <w:tr>
-        <w:tblPrEx>
-          <w:tblCellMar>
-            <w:top w:w="0" w:type="dxa"/>
-            <w:bottom w:w="0" w:type="dxa"/>
-          </w:tblCellMar>
-        </w:tblPrEx>
         <w:trPr>
           <w:trHeight w:val="461"/>
         </w:trPr>
@@ -1327,12 +1285,6 @@
         </w:tc>
       </w:tr>
       <w:tr>
-        <w:tblPrEx>
-          <w:tblCellMar>
-            <w:top w:w="0" w:type="dxa"/>
-            <w:bottom w:w="0" w:type="dxa"/>
-          </w:tblCellMar>
-        </w:tblPrEx>
         <w:trPr>
           <w:trHeight w:val="512"/>
         </w:trPr>
@@ -1400,12 +1352,6 @@
         </w:tc>
       </w:tr>
       <w:tr>
-        <w:tblPrEx>
-          <w:tblCellMar>
-            <w:top w:w="0" w:type="dxa"/>
-            <w:bottom w:w="0" w:type="dxa"/>
-          </w:tblCellMar>
-        </w:tblPrEx>
         <w:trPr>
           <w:trHeight w:val="461"/>
         </w:trPr>
@@ -1473,12 +1419,6 @@
         </w:tc>
       </w:tr>
       <w:tr>
-        <w:tblPrEx>
-          <w:tblCellMar>
-            <w:top w:w="0" w:type="dxa"/>
-            <w:bottom w:w="0" w:type="dxa"/>
-          </w:tblCellMar>
-        </w:tblPrEx>
         <w:trPr>
           <w:trHeight w:val="461"/>
         </w:trPr>
@@ -1546,12 +1486,6 @@
         </w:tc>
       </w:tr>
       <w:tr>
-        <w:tblPrEx>
-          <w:tblCellMar>
-            <w:top w:w="0" w:type="dxa"/>
-            <w:bottom w:w="0" w:type="dxa"/>
-          </w:tblCellMar>
-        </w:tblPrEx>
         <w:trPr>
           <w:trHeight w:val="397"/>
         </w:trPr>
@@ -1627,12 +1561,6 @@
         </w:tc>
       </w:tr>
       <w:tr>
-        <w:tblPrEx>
-          <w:tblCellMar>
-            <w:top w:w="0" w:type="dxa"/>
-            <w:bottom w:w="0" w:type="dxa"/>
-          </w:tblCellMar>
-        </w:tblPrEx>
         <w:trPr>
           <w:trHeight w:val="502"/>
         </w:trPr>
@@ -1730,12 +1658,6 @@
         </w:tc>
       </w:tr>
       <w:tr>
-        <w:tblPrEx>
-          <w:tblCellMar>
-            <w:top w:w="0" w:type="dxa"/>
-            <w:bottom w:w="0" w:type="dxa"/>
-          </w:tblCellMar>
-        </w:tblPrEx>
         <w:trPr>
           <w:trHeight w:val="492"/>
         </w:trPr>
@@ -1803,12 +1725,6 @@
         </w:tc>
       </w:tr>
       <w:tr>
-        <w:tblPrEx>
-          <w:tblCellMar>
-            <w:top w:w="0" w:type="dxa"/>
-            <w:bottom w:w="0" w:type="dxa"/>
-          </w:tblCellMar>
-        </w:tblPrEx>
         <w:trPr>
           <w:trHeight w:val="512"/>
         </w:trPr>
@@ -1876,12 +1792,6 @@
         </w:tc>
       </w:tr>
       <w:tr>
-        <w:tblPrEx>
-          <w:tblCellMar>
-            <w:top w:w="0" w:type="dxa"/>
-            <w:bottom w:w="0" w:type="dxa"/>
-          </w:tblCellMar>
-        </w:tblPrEx>
         <w:trPr>
           <w:trHeight w:val="522"/>
         </w:trPr>
@@ -1949,12 +1859,6 @@
         </w:tc>
       </w:tr>
       <w:tr>
-        <w:tblPrEx>
-          <w:tblCellMar>
-            <w:top w:w="0" w:type="dxa"/>
-            <w:bottom w:w="0" w:type="dxa"/>
-          </w:tblCellMar>
-        </w:tblPrEx>
         <w:trPr>
           <w:trHeight w:val="515"/>
         </w:trPr>
@@ -2030,12 +1934,6 @@
         </w:tc>
       </w:tr>
       <w:tr>
-        <w:tblPrEx>
-          <w:tblCellMar>
-            <w:top w:w="0" w:type="dxa"/>
-            <w:bottom w:w="0" w:type="dxa"/>
-          </w:tblCellMar>
-        </w:tblPrEx>
         <w:trPr>
           <w:trHeight w:val="522"/>
         </w:trPr>
@@ -2131,12 +2029,6 @@
         </w:tc>
       </w:tr>
       <w:tr>
-        <w:tblPrEx>
-          <w:tblCellMar>
-            <w:top w:w="0" w:type="dxa"/>
-            <w:bottom w:w="0" w:type="dxa"/>
-          </w:tblCellMar>
-        </w:tblPrEx>
         <w:trPr>
           <w:trHeight w:val="431"/>
         </w:trPr>
@@ -2212,12 +2104,6 @@
         </w:tc>
       </w:tr>
       <w:tr>
-        <w:tblPrEx>
-          <w:tblCellMar>
-            <w:top w:w="0" w:type="dxa"/>
-            <w:bottom w:w="0" w:type="dxa"/>
-          </w:tblCellMar>
-        </w:tblPrEx>
         <w:trPr>
           <w:trHeight w:val="471"/>
         </w:trPr>
@@ -2285,12 +2171,6 @@
         </w:tc>
       </w:tr>
       <w:tr>
-        <w:tblPrEx>
-          <w:tblCellMar>
-            <w:top w:w="0" w:type="dxa"/>
-            <w:bottom w:w="0" w:type="dxa"/>
-          </w:tblCellMar>
-        </w:tblPrEx>
         <w:trPr>
           <w:trHeight w:val="482"/>
         </w:trPr>
@@ -2358,12 +2238,6 @@
         </w:tc>
       </w:tr>
       <w:tr>
-        <w:tblPrEx>
-          <w:tblCellMar>
-            <w:top w:w="0" w:type="dxa"/>
-            <w:bottom w:w="0" w:type="dxa"/>
-          </w:tblCellMar>
-        </w:tblPrEx>
         <w:trPr>
           <w:trHeight w:val="420"/>
         </w:trPr>
@@ -2479,16 +2353,7 @@
           <w:sz w:val="28"/>
           <w:szCs w:val="28"/>
         </w:rPr>
-        <w:t>-33699.7059033524</w:t>
-      </w:r>
-      <w:r>
-        <w:rPr>
-          <w:rFonts w:ascii="Times New Roman" w:hAnsi="Times New Roman" w:cs="Times New Roman"/>
-          <w:color w:val="000000" w:themeColor="text1"/>
-          <w:sz w:val="28"/>
-          <w:szCs w:val="28"/>
-        </w:rPr>
-        <w:t>6</w:t>
+        <w:t>-33699.70590335246</w:t>
       </w:r>
       <w:r>
         <w:rPr>
@@ -2539,6 +2404,7 @@
           <w:szCs w:val="28"/>
         </w:rPr>
       </w:pPr>
+      <w:proofErr w:type="gramStart"/>
       <w:r>
         <w:rPr>
           <w:rFonts w:ascii="Times New Roman" w:hAnsi="Times New Roman" w:cs="Times New Roman"/>
@@ -2573,6 +2439,7 @@
         </w:rPr>
         <w:t>TREE</w:t>
       </w:r>
+      <w:proofErr w:type="gramEnd"/>
       <w:r>
         <w:rPr>
           <w:rFonts w:ascii="Times New Roman" w:hAnsi="Times New Roman" w:cs="Times New Roman"/>
@@ -2628,12 +2495,6 @@
         <w:gridCol w:w="3115"/>
       </w:tblGrid>
       <w:tr>
-        <w:tblPrEx>
-          <w:tblCellMar>
-            <w:top w:w="0" w:type="dxa"/>
-            <w:bottom w:w="0" w:type="dxa"/>
-          </w:tblCellMar>
-        </w:tblPrEx>
         <w:trPr>
           <w:trHeight w:val="839"/>
         </w:trPr>
@@ -2789,12 +2650,6 @@
         </w:tc>
       </w:tr>
       <w:tr>
-        <w:tblPrEx>
-          <w:tblCellMar>
-            <w:top w:w="0" w:type="dxa"/>
-            <w:bottom w:w="0" w:type="dxa"/>
-          </w:tblCellMar>
-        </w:tblPrEx>
         <w:trPr>
           <w:trHeight w:val="227"/>
         </w:trPr>
@@ -2928,12 +2783,6 @@
         </w:tc>
       </w:tr>
       <w:tr>
-        <w:tblPrEx>
-          <w:tblCellMar>
-            <w:top w:w="0" w:type="dxa"/>
-            <w:bottom w:w="0" w:type="dxa"/>
-          </w:tblCellMar>
-        </w:tblPrEx>
         <w:trPr>
           <w:trHeight w:val="241"/>
         </w:trPr>
@@ -3021,12 +2870,6 @@
         </w:tc>
       </w:tr>
       <w:tr>
-        <w:tblPrEx>
-          <w:tblCellMar>
-            <w:top w:w="0" w:type="dxa"/>
-            <w:bottom w:w="0" w:type="dxa"/>
-          </w:tblCellMar>
-        </w:tblPrEx>
         <w:trPr>
           <w:trHeight w:val="222"/>
         </w:trPr>
@@ -3129,12 +2972,6 @@
         </w:tc>
       </w:tr>
       <w:tr>
-        <w:tblPrEx>
-          <w:tblCellMar>
-            <w:top w:w="0" w:type="dxa"/>
-            <w:bottom w:w="0" w:type="dxa"/>
-          </w:tblCellMar>
-        </w:tblPrEx>
         <w:trPr>
           <w:trHeight w:val="176"/>
         </w:trPr>
@@ -3252,12 +3089,6 @@
         <w:gridCol w:w="3114"/>
       </w:tblGrid>
       <w:tr>
-        <w:tblPrEx>
-          <w:tblCellMar>
-            <w:top w:w="0" w:type="dxa"/>
-            <w:bottom w:w="0" w:type="dxa"/>
-          </w:tblCellMar>
-        </w:tblPrEx>
         <w:trPr>
           <w:trHeight w:val="480"/>
         </w:trPr>
@@ -3389,12 +3220,6 @@
         </w:tc>
       </w:tr>
       <w:tr>
-        <w:tblPrEx>
-          <w:tblCellMar>
-            <w:top w:w="0" w:type="dxa"/>
-            <w:bottom w:w="0" w:type="dxa"/>
-          </w:tblCellMar>
-        </w:tblPrEx>
         <w:trPr>
           <w:trHeight w:val="507"/>
         </w:trPr>
@@ -3481,12 +3306,6 @@
         </w:tc>
       </w:tr>
       <w:tr>
-        <w:tblPrEx>
-          <w:tblCellMar>
-            <w:top w:w="0" w:type="dxa"/>
-            <w:bottom w:w="0" w:type="dxa"/>
-          </w:tblCellMar>
-        </w:tblPrEx>
         <w:trPr>
           <w:trHeight w:val="468"/>
         </w:trPr>
@@ -3585,12 +3404,6 @@
         </w:tc>
       </w:tr>
       <w:tr>
-        <w:tblPrEx>
-          <w:tblCellMar>
-            <w:top w:w="0" w:type="dxa"/>
-            <w:bottom w:w="0" w:type="dxa"/>
-          </w:tblCellMar>
-        </w:tblPrEx>
         <w:trPr>
           <w:trHeight w:val="372"/>
         </w:trPr>
@@ -3707,12 +3520,6 @@
         <w:gridCol w:w="3114"/>
       </w:tblGrid>
       <w:tr>
-        <w:tblPrEx>
-          <w:tblCellMar>
-            <w:top w:w="0" w:type="dxa"/>
-            <w:bottom w:w="0" w:type="dxa"/>
-          </w:tblCellMar>
-        </w:tblPrEx>
         <w:trPr>
           <w:trHeight w:val="480"/>
         </w:trPr>
@@ -3854,12 +3661,6 @@
         </w:tc>
       </w:tr>
       <w:tr>
-        <w:tblPrEx>
-          <w:tblCellMar>
-            <w:top w:w="0" w:type="dxa"/>
-            <w:bottom w:w="0" w:type="dxa"/>
-          </w:tblCellMar>
-        </w:tblPrEx>
         <w:trPr>
           <w:trHeight w:val="507"/>
         </w:trPr>
@@ -3946,12 +3747,6 @@
         </w:tc>
       </w:tr>
       <w:tr>
-        <w:tblPrEx>
-          <w:tblCellMar>
-            <w:top w:w="0" w:type="dxa"/>
-            <w:bottom w:w="0" w:type="dxa"/>
-          </w:tblCellMar>
-        </w:tblPrEx>
         <w:trPr>
           <w:trHeight w:val="468"/>
         </w:trPr>
@@ -4050,12 +3845,6 @@
         </w:tc>
       </w:tr>
       <w:tr>
-        <w:tblPrEx>
-          <w:tblCellMar>
-            <w:top w:w="0" w:type="dxa"/>
-            <w:bottom w:w="0" w:type="dxa"/>
-          </w:tblCellMar>
-        </w:tblPrEx>
         <w:trPr>
           <w:trHeight w:val="372"/>
         </w:trPr>
@@ -4181,12 +3970,6 @@
         <w:gridCol w:w="3114"/>
       </w:tblGrid>
       <w:tr>
-        <w:tblPrEx>
-          <w:tblCellMar>
-            <w:top w:w="0" w:type="dxa"/>
-            <w:bottom w:w="0" w:type="dxa"/>
-          </w:tblCellMar>
-        </w:tblPrEx>
         <w:trPr>
           <w:trHeight w:val="480"/>
         </w:trPr>
@@ -4328,12 +4111,6 @@
         </w:tc>
       </w:tr>
       <w:tr>
-        <w:tblPrEx>
-          <w:tblCellMar>
-            <w:top w:w="0" w:type="dxa"/>
-            <w:bottom w:w="0" w:type="dxa"/>
-          </w:tblCellMar>
-        </w:tblPrEx>
         <w:trPr>
           <w:trHeight w:val="507"/>
         </w:trPr>
@@ -4420,12 +4197,6 @@
         </w:tc>
       </w:tr>
       <w:tr>
-        <w:tblPrEx>
-          <w:tblCellMar>
-            <w:top w:w="0" w:type="dxa"/>
-            <w:bottom w:w="0" w:type="dxa"/>
-          </w:tblCellMar>
-        </w:tblPrEx>
         <w:trPr>
           <w:trHeight w:val="468"/>
         </w:trPr>
@@ -4524,12 +4295,6 @@
         </w:tc>
       </w:tr>
       <w:tr>
-        <w:tblPrEx>
-          <w:tblCellMar>
-            <w:top w:w="0" w:type="dxa"/>
-            <w:bottom w:w="0" w:type="dxa"/>
-          </w:tblCellMar>
-        </w:tblPrEx>
         <w:trPr>
           <w:trHeight w:val="372"/>
         </w:trPr>
@@ -4724,12 +4489,6 @@
         <w:gridCol w:w="3115"/>
       </w:tblGrid>
       <w:tr>
-        <w:tblPrEx>
-          <w:tblCellMar>
-            <w:top w:w="0" w:type="dxa"/>
-            <w:bottom w:w="0" w:type="dxa"/>
-          </w:tblCellMar>
-        </w:tblPrEx>
         <w:trPr>
           <w:trHeight w:val="839"/>
         </w:trPr>
@@ -4855,12 +4614,6 @@
         </w:tc>
       </w:tr>
       <w:tr>
-        <w:tblPrEx>
-          <w:tblCellMar>
-            <w:top w:w="0" w:type="dxa"/>
-            <w:bottom w:w="0" w:type="dxa"/>
-          </w:tblCellMar>
-        </w:tblPrEx>
         <w:trPr>
           <w:trHeight w:val="227"/>
         </w:trPr>
@@ -4990,12 +4743,6 @@
         </w:tc>
       </w:tr>
       <w:tr>
-        <w:tblPrEx>
-          <w:tblCellMar>
-            <w:top w:w="0" w:type="dxa"/>
-            <w:bottom w:w="0" w:type="dxa"/>
-          </w:tblCellMar>
-        </w:tblPrEx>
         <w:trPr>
           <w:trHeight w:val="241"/>
         </w:trPr>
@@ -5079,12 +4826,6 @@
         </w:tc>
       </w:tr>
       <w:tr>
-        <w:tblPrEx>
-          <w:tblCellMar>
-            <w:top w:w="0" w:type="dxa"/>
-            <w:bottom w:w="0" w:type="dxa"/>
-          </w:tblCellMar>
-        </w:tblPrEx>
         <w:trPr>
           <w:trHeight w:val="222"/>
         </w:trPr>
@@ -5183,12 +4924,6 @@
         </w:tc>
       </w:tr>
       <w:tr>
-        <w:tblPrEx>
-          <w:tblCellMar>
-            <w:top w:w="0" w:type="dxa"/>
-            <w:bottom w:w="0" w:type="dxa"/>
-          </w:tblCellMar>
-        </w:tblPrEx>
         <w:trPr>
           <w:trHeight w:val="176"/>
         </w:trPr>
@@ -5316,12 +5051,6 @@
         <w:gridCol w:w="3115"/>
       </w:tblGrid>
       <w:tr>
-        <w:tblPrEx>
-          <w:tblCellMar>
-            <w:top w:w="0" w:type="dxa"/>
-            <w:bottom w:w="0" w:type="dxa"/>
-          </w:tblCellMar>
-        </w:tblPrEx>
         <w:trPr>
           <w:trHeight w:val="227"/>
         </w:trPr>
@@ -5454,12 +5183,6 @@
         </w:tc>
       </w:tr>
       <w:tr>
-        <w:tblPrEx>
-          <w:tblCellMar>
-            <w:top w:w="0" w:type="dxa"/>
-            <w:bottom w:w="0" w:type="dxa"/>
-          </w:tblCellMar>
-        </w:tblPrEx>
         <w:trPr>
           <w:trHeight w:val="241"/>
         </w:trPr>
@@ -5543,12 +5266,6 @@
         </w:tc>
       </w:tr>
       <w:tr>
-        <w:tblPrEx>
-          <w:tblCellMar>
-            <w:top w:w="0" w:type="dxa"/>
-            <w:bottom w:w="0" w:type="dxa"/>
-          </w:tblCellMar>
-        </w:tblPrEx>
         <w:trPr>
           <w:trHeight w:val="222"/>
         </w:trPr>
@@ -5647,12 +5364,6 @@
         </w:tc>
       </w:tr>
       <w:tr>
-        <w:tblPrEx>
-          <w:tblCellMar>
-            <w:top w:w="0" w:type="dxa"/>
-            <w:bottom w:w="0" w:type="dxa"/>
-          </w:tblCellMar>
-        </w:tblPrEx>
         <w:trPr>
           <w:trHeight w:val="176"/>
         </w:trPr>
@@ -5780,12 +5491,6 @@
         <w:gridCol w:w="3115"/>
       </w:tblGrid>
       <w:tr>
-        <w:tblPrEx>
-          <w:tblCellMar>
-            <w:top w:w="0" w:type="dxa"/>
-            <w:bottom w:w="0" w:type="dxa"/>
-          </w:tblCellMar>
-        </w:tblPrEx>
         <w:trPr>
           <w:trHeight w:val="227"/>
         </w:trPr>
@@ -5915,12 +5620,6 @@
         </w:tc>
       </w:tr>
       <w:tr>
-        <w:tblPrEx>
-          <w:tblCellMar>
-            <w:top w:w="0" w:type="dxa"/>
-            <w:bottom w:w="0" w:type="dxa"/>
-          </w:tblCellMar>
-        </w:tblPrEx>
         <w:trPr>
           <w:trHeight w:val="241"/>
         </w:trPr>
@@ -6004,12 +5703,6 @@
         </w:tc>
       </w:tr>
       <w:tr>
-        <w:tblPrEx>
-          <w:tblCellMar>
-            <w:top w:w="0" w:type="dxa"/>
-            <w:bottom w:w="0" w:type="dxa"/>
-          </w:tblCellMar>
-        </w:tblPrEx>
         <w:trPr>
           <w:trHeight w:val="222"/>
         </w:trPr>
@@ -6108,12 +5801,6 @@
         </w:tc>
       </w:tr>
       <w:tr>
-        <w:tblPrEx>
-          <w:tblCellMar>
-            <w:top w:w="0" w:type="dxa"/>
-            <w:bottom w:w="0" w:type="dxa"/>
-          </w:tblCellMar>
-        </w:tblPrEx>
         <w:trPr>
           <w:trHeight w:val="176"/>
         </w:trPr>
@@ -6241,12 +5928,6 @@
         <w:gridCol w:w="3115"/>
       </w:tblGrid>
       <w:tr>
-        <w:tblPrEx>
-          <w:tblCellMar>
-            <w:top w:w="0" w:type="dxa"/>
-            <w:bottom w:w="0" w:type="dxa"/>
-          </w:tblCellMar>
-        </w:tblPrEx>
         <w:trPr>
           <w:trHeight w:val="227"/>
         </w:trPr>
@@ -6376,12 +6057,6 @@
         </w:tc>
       </w:tr>
       <w:tr>
-        <w:tblPrEx>
-          <w:tblCellMar>
-            <w:top w:w="0" w:type="dxa"/>
-            <w:bottom w:w="0" w:type="dxa"/>
-          </w:tblCellMar>
-        </w:tblPrEx>
         <w:trPr>
           <w:trHeight w:val="241"/>
         </w:trPr>
@@ -6465,12 +6140,6 @@
         </w:tc>
       </w:tr>
       <w:tr>
-        <w:tblPrEx>
-          <w:tblCellMar>
-            <w:top w:w="0" w:type="dxa"/>
-            <w:bottom w:w="0" w:type="dxa"/>
-          </w:tblCellMar>
-        </w:tblPrEx>
         <w:trPr>
           <w:trHeight w:val="222"/>
         </w:trPr>
@@ -6569,12 +6238,6 @@
         </w:tc>
       </w:tr>
       <w:tr>
-        <w:tblPrEx>
-          <w:tblCellMar>
-            <w:top w:w="0" w:type="dxa"/>
-            <w:bottom w:w="0" w:type="dxa"/>
-          </w:tblCellMar>
-        </w:tblPrEx>
         <w:trPr>
           <w:trHeight w:val="176"/>
         </w:trPr>
@@ -6663,7 +6326,7 @@
     </w:tbl>
     <w:p>
       <w:pPr>
-        <w:pStyle w:val="ListParagraph"/>
+        <w:spacing w:before="100" w:beforeAutospacing="1" w:after="100" w:afterAutospacing="1"/>
         <w:rPr>
           <w:rFonts w:ascii="Times New Roman" w:hAnsi="Times New Roman" w:cs="Times New Roman"/>
           <w:sz w:val="28"/>
@@ -6695,16 +6358,6 @@
         </w:rPr>
         <w:t>6.) Mention your final model, justify why u have chosen the same.</w:t>
       </w:r>
-    </w:p>
-    <w:p>
-      <w:pPr>
-        <w:pStyle w:val="ListParagraph"/>
-        <w:rPr>
-          <w:rFonts w:ascii="Times New Roman" w:hAnsi="Times New Roman" w:cs="Times New Roman"/>
-          <w:sz w:val="28"/>
-          <w:szCs w:val="28"/>
-        </w:rPr>
-      </w:pPr>
     </w:p>
     <w:p>
       <w:pPr>
@@ -6829,7 +6482,25 @@
           <w:sz w:val="28"/>
           <w:szCs w:val="28"/>
         </w:rPr>
-        <w:t xml:space="preserve"> Random forest model learnt well </w:t>
+        <w:t xml:space="preserve"> </w:t>
+      </w:r>
+      <w:proofErr w:type="gramStart"/>
+      <w:r>
+        <w:rPr>
+          <w:rFonts w:ascii="Times New Roman" w:hAnsi="Times New Roman" w:cs="Times New Roman"/>
+          <w:sz w:val="28"/>
+          <w:szCs w:val="28"/>
+        </w:rPr>
+        <w:t>Random forest</w:t>
+      </w:r>
+      <w:proofErr w:type="gramEnd"/>
+      <w:r>
+        <w:rPr>
+          <w:rFonts w:ascii="Times New Roman" w:hAnsi="Times New Roman" w:cs="Times New Roman"/>
+          <w:sz w:val="28"/>
+          <w:szCs w:val="28"/>
+        </w:rPr>
+        <w:t xml:space="preserve"> model learnt well </w:t>
       </w:r>
       <w:r>
         <w:rPr>
@@ -6855,7 +6526,25 @@
           <w:sz w:val="28"/>
           <w:szCs w:val="28"/>
         </w:rPr>
-        <w:t xml:space="preserve"> than other algorithm</w:t>
+        <w:t xml:space="preserve"> than </w:t>
+      </w:r>
+      <w:proofErr w:type="gramStart"/>
+      <w:r>
+        <w:rPr>
+          <w:rFonts w:ascii="Times New Roman" w:hAnsi="Times New Roman" w:cs="Times New Roman"/>
+          <w:sz w:val="28"/>
+          <w:szCs w:val="28"/>
+        </w:rPr>
+        <w:t>other</w:t>
+      </w:r>
+      <w:proofErr w:type="gramEnd"/>
+      <w:r>
+        <w:rPr>
+          <w:rFonts w:ascii="Times New Roman" w:hAnsi="Times New Roman" w:cs="Times New Roman"/>
+          <w:sz w:val="28"/>
+          <w:szCs w:val="28"/>
+        </w:rPr>
+        <w:t xml:space="preserve"> algorithm</w:t>
       </w:r>
     </w:p>
     <w:p>
@@ -6864,12 +6553,38 @@
         <w:ind w:left="1440"/>
         <w:rPr>
           <w:rFonts w:ascii="Times New Roman" w:hAnsi="Times New Roman" w:cs="Times New Roman"/>
+          <w:sz w:val="28"/>
+          <w:szCs w:val="28"/>
+        </w:rPr>
+      </w:pPr>
+    </w:p>
+    <w:p>
+      <w:pPr>
+        <w:pStyle w:val="ListParagraph"/>
+        <w:numPr>
+          <w:ilvl w:val="0"/>
+          <w:numId w:val="5"/>
+        </w:numPr>
+        <w:rPr>
+          <w:rFonts w:ascii="Times New Roman" w:hAnsi="Times New Roman" w:cs="Times New Roman"/>
           <w:b/>
           <w:bCs/>
-          <w:sz w:val="28"/>
-          <w:szCs w:val="28"/>
-        </w:rPr>
-      </w:pPr>
+          <w:color w:val="0070C0"/>
+          <w:sz w:val="28"/>
+          <w:szCs w:val="28"/>
+        </w:rPr>
+      </w:pPr>
+      <w:r>
+        <w:rPr>
+          <w:rFonts w:ascii="Times New Roman" w:hAnsi="Times New Roman" w:cs="Times New Roman"/>
+          <w:b/>
+          <w:bCs/>
+          <w:color w:val="0070C0"/>
+          <w:sz w:val="28"/>
+          <w:szCs w:val="28"/>
+        </w:rPr>
+        <w:t>XG BOOST:</w:t>
+      </w:r>
     </w:p>
     <w:p>
       <w:pPr>
@@ -6878,6 +6593,2772 @@
           <w:rFonts w:ascii="Times New Roman" w:hAnsi="Times New Roman" w:cs="Times New Roman"/>
           <w:b/>
           <w:bCs/>
+          <w:color w:val="0070C0"/>
+          <w:sz w:val="28"/>
+          <w:szCs w:val="28"/>
+        </w:rPr>
+      </w:pPr>
+    </w:p>
+    <w:tbl>
+      <w:tblPr>
+        <w:tblStyle w:val="TableGrid"/>
+        <w:tblW w:w="11341" w:type="dxa"/>
+        <w:tblInd w:w="-1281" w:type="dxa"/>
+        <w:tblLook w:val="04A0" w:firstRow="1" w:lastRow="0" w:firstColumn="1" w:lastColumn="0" w:noHBand="0" w:noVBand="1"/>
+      </w:tblPr>
+      <w:tblGrid>
+        <w:gridCol w:w="2333"/>
+        <w:gridCol w:w="2256"/>
+        <w:gridCol w:w="2653"/>
+        <w:gridCol w:w="4099"/>
+      </w:tblGrid>
+      <w:tr>
+        <w:trPr>
+          <w:trHeight w:val="495"/>
+        </w:trPr>
+        <w:tc>
+          <w:tcPr>
+            <w:tcW w:w="2333" w:type="dxa"/>
+          </w:tcPr>
+          <w:p>
+            <w:pPr>
+              <w:pStyle w:val="ListParagraph"/>
+              <w:ind w:left="0"/>
+              <w:jc w:val="center"/>
+              <w:rPr>
+                <w:rFonts w:ascii="Times New Roman" w:hAnsi="Times New Roman" w:cs="Times New Roman"/>
+                <w:color w:val="000000" w:themeColor="text1"/>
+                <w:sz w:val="28"/>
+                <w:szCs w:val="28"/>
+              </w:rPr>
+            </w:pPr>
+            <w:r>
+              <w:rPr>
+                <w:rFonts w:ascii="Times New Roman" w:hAnsi="Times New Roman" w:cs="Times New Roman"/>
+                <w:color w:val="000000" w:themeColor="text1"/>
+                <w:sz w:val="28"/>
+                <w:szCs w:val="28"/>
+              </w:rPr>
+              <w:t>LOSS</w:t>
+            </w:r>
+          </w:p>
+        </w:tc>
+        <w:tc>
+          <w:tcPr>
+            <w:tcW w:w="2256" w:type="dxa"/>
+          </w:tcPr>
+          <w:p>
+            <w:pPr>
+              <w:pStyle w:val="ListParagraph"/>
+              <w:ind w:left="0"/>
+              <w:jc w:val="center"/>
+              <w:rPr>
+                <w:rFonts w:ascii="Times New Roman" w:hAnsi="Times New Roman" w:cs="Times New Roman"/>
+                <w:color w:val="000000" w:themeColor="text1"/>
+                <w:sz w:val="28"/>
+                <w:szCs w:val="28"/>
+              </w:rPr>
+            </w:pPr>
+            <w:r>
+              <w:rPr>
+                <w:rFonts w:ascii="Times New Roman" w:hAnsi="Times New Roman" w:cs="Times New Roman"/>
+                <w:color w:val="000000" w:themeColor="text1"/>
+                <w:sz w:val="28"/>
+                <w:szCs w:val="28"/>
+              </w:rPr>
+              <w:t>CRITERION</w:t>
+            </w:r>
+          </w:p>
+        </w:tc>
+        <w:tc>
+          <w:tcPr>
+            <w:tcW w:w="2653" w:type="dxa"/>
+          </w:tcPr>
+          <w:p>
+            <w:pPr>
+              <w:pStyle w:val="ListParagraph"/>
+              <w:ind w:left="0"/>
+              <w:jc w:val="center"/>
+              <w:rPr>
+                <w:rFonts w:ascii="Times New Roman" w:hAnsi="Times New Roman" w:cs="Times New Roman"/>
+                <w:color w:val="000000" w:themeColor="text1"/>
+                <w:sz w:val="28"/>
+                <w:szCs w:val="28"/>
+              </w:rPr>
+            </w:pPr>
+            <w:r>
+              <w:rPr>
+                <w:rFonts w:ascii="Times New Roman" w:hAnsi="Times New Roman" w:cs="Times New Roman"/>
+                <w:color w:val="000000" w:themeColor="text1"/>
+                <w:sz w:val="28"/>
+                <w:szCs w:val="28"/>
+              </w:rPr>
+              <w:t>MAX_FEATURES</w:t>
+            </w:r>
+          </w:p>
+        </w:tc>
+        <w:tc>
+          <w:tcPr>
+            <w:tcW w:w="4099" w:type="dxa"/>
+          </w:tcPr>
+          <w:p>
+            <w:pPr>
+              <w:pStyle w:val="ListParagraph"/>
+              <w:ind w:left="0"/>
+              <w:jc w:val="center"/>
+              <w:rPr>
+                <w:rFonts w:ascii="Times New Roman" w:hAnsi="Times New Roman" w:cs="Times New Roman"/>
+                <w:color w:val="000000" w:themeColor="text1"/>
+                <w:sz w:val="28"/>
+                <w:szCs w:val="28"/>
+              </w:rPr>
+            </w:pPr>
+            <w:r>
+              <w:rPr>
+                <w:rFonts w:ascii="Times New Roman" w:hAnsi="Times New Roman" w:cs="Times New Roman"/>
+                <w:color w:val="000000" w:themeColor="text1"/>
+                <w:sz w:val="28"/>
+                <w:szCs w:val="28"/>
+              </w:rPr>
+              <w:t>R2 VALUE</w:t>
+            </w:r>
+          </w:p>
+        </w:tc>
+      </w:tr>
+      <w:tr>
+        <w:trPr>
+          <w:trHeight w:val="637"/>
+        </w:trPr>
+        <w:tc>
+          <w:tcPr>
+            <w:tcW w:w="2333" w:type="dxa"/>
+            <w:vMerge w:val="restart"/>
+          </w:tcPr>
+          <w:p>
+            <w:pPr>
+              <w:pStyle w:val="ListParagraph"/>
+              <w:ind w:left="0"/>
+              <w:jc w:val="center"/>
+              <w:rPr>
+                <w:rFonts w:ascii="Times New Roman" w:hAnsi="Times New Roman" w:cs="Times New Roman"/>
+                <w:b/>
+                <w:bCs/>
+                <w:i/>
+                <w:iCs/>
+                <w:color w:val="000000" w:themeColor="text1"/>
+                <w:sz w:val="28"/>
+                <w:szCs w:val="28"/>
+              </w:rPr>
+            </w:pPr>
+          </w:p>
+          <w:p>
+            <w:pPr>
+              <w:pStyle w:val="ListParagraph"/>
+              <w:ind w:left="0"/>
+              <w:jc w:val="center"/>
+              <w:rPr>
+                <w:rFonts w:ascii="Times New Roman" w:hAnsi="Times New Roman" w:cs="Times New Roman"/>
+                <w:b/>
+                <w:bCs/>
+                <w:i/>
+                <w:iCs/>
+                <w:color w:val="000000" w:themeColor="text1"/>
+                <w:sz w:val="28"/>
+                <w:szCs w:val="28"/>
+              </w:rPr>
+            </w:pPr>
+          </w:p>
+          <w:p>
+            <w:pPr>
+              <w:pStyle w:val="ListParagraph"/>
+              <w:ind w:left="0"/>
+              <w:jc w:val="center"/>
+              <w:rPr>
+                <w:rFonts w:ascii="Times New Roman" w:hAnsi="Times New Roman" w:cs="Times New Roman"/>
+                <w:color w:val="000000" w:themeColor="text1"/>
+                <w:sz w:val="28"/>
+                <w:szCs w:val="28"/>
+              </w:rPr>
+            </w:pPr>
+            <w:proofErr w:type="spellStart"/>
+            <w:r>
+              <w:rPr>
+                <w:rFonts w:ascii="Times New Roman" w:hAnsi="Times New Roman" w:cs="Times New Roman"/>
+                <w:b/>
+                <w:bCs/>
+                <w:i/>
+                <w:iCs/>
+                <w:color w:val="000000" w:themeColor="text1"/>
+                <w:sz w:val="28"/>
+                <w:szCs w:val="28"/>
+              </w:rPr>
+              <w:t>squared_error</w:t>
+            </w:r>
+            <w:proofErr w:type="spellEnd"/>
+          </w:p>
+        </w:tc>
+        <w:tc>
+          <w:tcPr>
+            <w:tcW w:w="2256" w:type="dxa"/>
+            <w:vMerge w:val="restart"/>
+          </w:tcPr>
+          <w:p>
+            <w:pPr>
+              <w:pStyle w:val="ListParagraph"/>
+              <w:ind w:left="0"/>
+              <w:jc w:val="center"/>
+              <w:rPr>
+                <w:rFonts w:ascii="Times New Roman" w:hAnsi="Times New Roman" w:cs="Times New Roman"/>
+                <w:b/>
+                <w:bCs/>
+                <w:i/>
+                <w:iCs/>
+                <w:color w:val="000000" w:themeColor="text1"/>
+                <w:sz w:val="28"/>
+                <w:szCs w:val="28"/>
+              </w:rPr>
+            </w:pPr>
+          </w:p>
+          <w:p>
+            <w:pPr>
+              <w:pStyle w:val="ListParagraph"/>
+              <w:ind w:left="0"/>
+              <w:jc w:val="center"/>
+              <w:rPr>
+                <w:rFonts w:ascii="Times New Roman" w:hAnsi="Times New Roman" w:cs="Times New Roman"/>
+                <w:color w:val="000000" w:themeColor="text1"/>
+                <w:sz w:val="28"/>
+                <w:szCs w:val="28"/>
+              </w:rPr>
+            </w:pPr>
+            <w:proofErr w:type="spellStart"/>
+            <w:r>
+              <w:rPr>
+                <w:rFonts w:ascii="Times New Roman" w:hAnsi="Times New Roman" w:cs="Times New Roman"/>
+                <w:b/>
+                <w:bCs/>
+                <w:i/>
+                <w:iCs/>
+                <w:color w:val="000000" w:themeColor="text1"/>
+                <w:sz w:val="28"/>
+                <w:szCs w:val="28"/>
+              </w:rPr>
+              <w:t>friedman_mse</w:t>
+            </w:r>
+            <w:proofErr w:type="spellEnd"/>
+          </w:p>
+        </w:tc>
+        <w:tc>
+          <w:tcPr>
+            <w:tcW w:w="2653" w:type="dxa"/>
+          </w:tcPr>
+          <w:p>
+            <w:pPr>
+              <w:pStyle w:val="ListParagraph"/>
+              <w:ind w:left="0"/>
+              <w:jc w:val="center"/>
+              <w:rPr>
+                <w:rFonts w:ascii="Times New Roman" w:hAnsi="Times New Roman" w:cs="Times New Roman"/>
+                <w:color w:val="000000" w:themeColor="text1"/>
+                <w:sz w:val="28"/>
+                <w:szCs w:val="28"/>
+              </w:rPr>
+            </w:pPr>
+            <w:r>
+              <w:rPr>
+                <w:rFonts w:ascii="Times New Roman" w:hAnsi="Times New Roman" w:cs="Times New Roman"/>
+                <w:b/>
+                <w:bCs/>
+                <w:i/>
+                <w:iCs/>
+                <w:color w:val="000000" w:themeColor="text1"/>
+                <w:sz w:val="28"/>
+                <w:szCs w:val="28"/>
+              </w:rPr>
+              <w:t>sqrt</w:t>
+            </w:r>
+          </w:p>
+        </w:tc>
+        <w:tc>
+          <w:tcPr>
+            <w:tcW w:w="4099" w:type="dxa"/>
+          </w:tcPr>
+          <w:p>
+            <w:pPr>
+              <w:jc w:val="center"/>
+              <w:rPr>
+                <w:rFonts w:ascii="Times New Roman" w:hAnsi="Times New Roman" w:cs="Times New Roman"/>
+                <w:color w:val="000000" w:themeColor="text1"/>
+                <w:sz w:val="28"/>
+                <w:szCs w:val="28"/>
+              </w:rPr>
+            </w:pPr>
+            <w:r>
+              <w:rPr>
+                <w:rFonts w:ascii="Times New Roman" w:hAnsi="Times New Roman" w:cs="Times New Roman"/>
+                <w:color w:val="000000" w:themeColor="text1"/>
+                <w:sz w:val="28"/>
+                <w:szCs w:val="28"/>
+              </w:rPr>
+              <w:t>0.8697675141857447</w:t>
+            </w:r>
+          </w:p>
+          <w:p>
+            <w:pPr>
+              <w:pStyle w:val="ListParagraph"/>
+              <w:ind w:left="0"/>
+              <w:jc w:val="center"/>
+              <w:rPr>
+                <w:rFonts w:ascii="Times New Roman" w:hAnsi="Times New Roman" w:cs="Times New Roman"/>
+                <w:color w:val="000000" w:themeColor="text1"/>
+                <w:sz w:val="28"/>
+                <w:szCs w:val="28"/>
+              </w:rPr>
+            </w:pPr>
+          </w:p>
+        </w:tc>
+      </w:tr>
+      <w:tr>
+        <w:trPr>
+          <w:trHeight w:val="648"/>
+        </w:trPr>
+        <w:tc>
+          <w:tcPr>
+            <w:tcW w:w="2333" w:type="dxa"/>
+            <w:vMerge/>
+          </w:tcPr>
+          <w:p>
+            <w:pPr>
+              <w:pStyle w:val="ListParagraph"/>
+              <w:ind w:left="0"/>
+              <w:jc w:val="center"/>
+              <w:rPr>
+                <w:rFonts w:ascii="Times New Roman" w:hAnsi="Times New Roman" w:cs="Times New Roman"/>
+                <w:b/>
+                <w:bCs/>
+                <w:i/>
+                <w:iCs/>
+                <w:color w:val="000000" w:themeColor="text1"/>
+                <w:sz w:val="28"/>
+                <w:szCs w:val="28"/>
+              </w:rPr>
+            </w:pPr>
+          </w:p>
+        </w:tc>
+        <w:tc>
+          <w:tcPr>
+            <w:tcW w:w="2256" w:type="dxa"/>
+            <w:vMerge/>
+          </w:tcPr>
+          <w:p>
+            <w:pPr>
+              <w:pStyle w:val="ListParagraph"/>
+              <w:ind w:left="0"/>
+              <w:jc w:val="center"/>
+              <w:rPr>
+                <w:rFonts w:ascii="Times New Roman" w:hAnsi="Times New Roman" w:cs="Times New Roman"/>
+                <w:b/>
+                <w:bCs/>
+                <w:i/>
+                <w:iCs/>
+                <w:color w:val="000000" w:themeColor="text1"/>
+                <w:sz w:val="28"/>
+                <w:szCs w:val="28"/>
+              </w:rPr>
+            </w:pPr>
+          </w:p>
+        </w:tc>
+        <w:tc>
+          <w:tcPr>
+            <w:tcW w:w="2653" w:type="dxa"/>
+          </w:tcPr>
+          <w:p>
+            <w:pPr>
+              <w:pStyle w:val="ListParagraph"/>
+              <w:ind w:left="0"/>
+              <w:jc w:val="center"/>
+              <w:rPr>
+                <w:rFonts w:ascii="Times New Roman" w:hAnsi="Times New Roman" w:cs="Times New Roman"/>
+                <w:b/>
+                <w:bCs/>
+                <w:i/>
+                <w:iCs/>
+                <w:color w:val="000000" w:themeColor="text1"/>
+                <w:sz w:val="28"/>
+                <w:szCs w:val="28"/>
+              </w:rPr>
+            </w:pPr>
+            <w:r>
+              <w:rPr>
+                <w:rFonts w:ascii="Times New Roman" w:hAnsi="Times New Roman" w:cs="Times New Roman"/>
+                <w:b/>
+                <w:bCs/>
+                <w:i/>
+                <w:iCs/>
+                <w:color w:val="000000" w:themeColor="text1"/>
+                <w:sz w:val="28"/>
+                <w:szCs w:val="28"/>
+              </w:rPr>
+              <w:t>log2</w:t>
+            </w:r>
+          </w:p>
+        </w:tc>
+        <w:tc>
+          <w:tcPr>
+            <w:tcW w:w="4099" w:type="dxa"/>
+          </w:tcPr>
+          <w:p>
+            <w:pPr>
+              <w:jc w:val="center"/>
+              <w:rPr>
+                <w:rFonts w:ascii="Times New Roman" w:hAnsi="Times New Roman" w:cs="Times New Roman"/>
+                <w:color w:val="000000" w:themeColor="text1"/>
+                <w:sz w:val="28"/>
+                <w:szCs w:val="28"/>
+              </w:rPr>
+            </w:pPr>
+            <w:r>
+              <w:rPr>
+                <w:rFonts w:ascii="Times New Roman" w:hAnsi="Times New Roman" w:cs="Times New Roman"/>
+                <w:color w:val="000000" w:themeColor="text1"/>
+                <w:sz w:val="28"/>
+                <w:szCs w:val="28"/>
+              </w:rPr>
+              <w:t>0.874208034965975</w:t>
+            </w:r>
+          </w:p>
+          <w:p>
+            <w:pPr>
+              <w:jc w:val="center"/>
+              <w:rPr>
+                <w:rFonts w:ascii="Times New Roman" w:hAnsi="Times New Roman" w:cs="Times New Roman"/>
+                <w:color w:val="000000" w:themeColor="text1"/>
+                <w:sz w:val="28"/>
+                <w:szCs w:val="28"/>
+              </w:rPr>
+            </w:pPr>
+          </w:p>
+        </w:tc>
+      </w:tr>
+      <w:tr>
+        <w:trPr>
+          <w:trHeight w:val="551"/>
+        </w:trPr>
+        <w:tc>
+          <w:tcPr>
+            <w:tcW w:w="2333" w:type="dxa"/>
+            <w:vMerge/>
+          </w:tcPr>
+          <w:p>
+            <w:pPr>
+              <w:pStyle w:val="ListParagraph"/>
+              <w:ind w:left="0"/>
+              <w:jc w:val="center"/>
+              <w:rPr>
+                <w:rFonts w:ascii="Times New Roman" w:hAnsi="Times New Roman" w:cs="Times New Roman"/>
+                <w:color w:val="000000" w:themeColor="text1"/>
+                <w:sz w:val="28"/>
+                <w:szCs w:val="28"/>
+              </w:rPr>
+            </w:pPr>
+          </w:p>
+        </w:tc>
+        <w:tc>
+          <w:tcPr>
+            <w:tcW w:w="2256" w:type="dxa"/>
+            <w:vMerge w:val="restart"/>
+          </w:tcPr>
+          <w:p>
+            <w:pPr>
+              <w:pStyle w:val="ListParagraph"/>
+              <w:ind w:left="0"/>
+              <w:jc w:val="center"/>
+              <w:rPr>
+                <w:rFonts w:ascii="Times New Roman" w:hAnsi="Times New Roman" w:cs="Times New Roman"/>
+                <w:color w:val="000000" w:themeColor="text1"/>
+                <w:sz w:val="28"/>
+                <w:szCs w:val="28"/>
+              </w:rPr>
+            </w:pPr>
+            <w:proofErr w:type="spellStart"/>
+            <w:r>
+              <w:rPr>
+                <w:rFonts w:ascii="Times New Roman" w:hAnsi="Times New Roman" w:cs="Times New Roman"/>
+                <w:b/>
+                <w:bCs/>
+                <w:i/>
+                <w:iCs/>
+                <w:color w:val="000000" w:themeColor="text1"/>
+                <w:sz w:val="28"/>
+                <w:szCs w:val="28"/>
+              </w:rPr>
+              <w:t>squared_error</w:t>
+            </w:r>
+            <w:proofErr w:type="spellEnd"/>
+          </w:p>
+        </w:tc>
+        <w:tc>
+          <w:tcPr>
+            <w:tcW w:w="2653" w:type="dxa"/>
+          </w:tcPr>
+          <w:p>
+            <w:pPr>
+              <w:pStyle w:val="ListParagraph"/>
+              <w:ind w:left="0"/>
+              <w:jc w:val="center"/>
+              <w:rPr>
+                <w:rFonts w:ascii="Times New Roman" w:hAnsi="Times New Roman" w:cs="Times New Roman"/>
+                <w:color w:val="000000" w:themeColor="text1"/>
+                <w:sz w:val="28"/>
+                <w:szCs w:val="28"/>
+              </w:rPr>
+            </w:pPr>
+            <w:r>
+              <w:rPr>
+                <w:rFonts w:ascii="Times New Roman" w:hAnsi="Times New Roman" w:cs="Times New Roman"/>
+                <w:b/>
+                <w:bCs/>
+                <w:i/>
+                <w:iCs/>
+                <w:color w:val="000000" w:themeColor="text1"/>
+                <w:sz w:val="28"/>
+                <w:szCs w:val="28"/>
+              </w:rPr>
+              <w:t>sqrt</w:t>
+            </w:r>
+          </w:p>
+          <w:p>
+            <w:pPr>
+              <w:pStyle w:val="ListParagraph"/>
+              <w:ind w:left="0"/>
+              <w:jc w:val="center"/>
+              <w:rPr>
+                <w:rFonts w:ascii="Times New Roman" w:hAnsi="Times New Roman" w:cs="Times New Roman"/>
+                <w:b/>
+                <w:bCs/>
+                <w:i/>
+                <w:iCs/>
+                <w:color w:val="000000" w:themeColor="text1"/>
+                <w:sz w:val="28"/>
+                <w:szCs w:val="28"/>
+              </w:rPr>
+            </w:pPr>
+          </w:p>
+          <w:p>
+            <w:pPr>
+              <w:pStyle w:val="ListParagraph"/>
+              <w:ind w:left="0"/>
+              <w:jc w:val="center"/>
+              <w:rPr>
+                <w:rFonts w:ascii="Times New Roman" w:hAnsi="Times New Roman" w:cs="Times New Roman"/>
+                <w:color w:val="000000" w:themeColor="text1"/>
+                <w:sz w:val="28"/>
+                <w:szCs w:val="28"/>
+              </w:rPr>
+            </w:pPr>
+          </w:p>
+        </w:tc>
+        <w:tc>
+          <w:tcPr>
+            <w:tcW w:w="4099" w:type="dxa"/>
+          </w:tcPr>
+          <w:p>
+            <w:pPr>
+              <w:pStyle w:val="ListParagraph"/>
+              <w:jc w:val="center"/>
+              <w:rPr>
+                <w:rFonts w:ascii="Times New Roman" w:hAnsi="Times New Roman" w:cs="Times New Roman"/>
+                <w:color w:val="000000" w:themeColor="text1"/>
+                <w:sz w:val="28"/>
+                <w:szCs w:val="28"/>
+              </w:rPr>
+            </w:pPr>
+            <w:r>
+              <w:rPr>
+                <w:rFonts w:ascii="Times New Roman" w:hAnsi="Times New Roman" w:cs="Times New Roman"/>
+                <w:color w:val="000000" w:themeColor="text1"/>
+                <w:sz w:val="28"/>
+                <w:szCs w:val="28"/>
+              </w:rPr>
+              <w:t>0.8759044270310327</w:t>
+            </w:r>
+          </w:p>
+          <w:p>
+            <w:pPr>
+              <w:pStyle w:val="ListParagraph"/>
+              <w:ind w:left="0"/>
+              <w:jc w:val="center"/>
+              <w:rPr>
+                <w:rFonts w:ascii="Times New Roman" w:hAnsi="Times New Roman" w:cs="Times New Roman"/>
+                <w:color w:val="000000" w:themeColor="text1"/>
+                <w:sz w:val="28"/>
+                <w:szCs w:val="28"/>
+              </w:rPr>
+            </w:pPr>
+          </w:p>
+        </w:tc>
+      </w:tr>
+      <w:tr>
+        <w:trPr>
+          <w:trHeight w:val="528"/>
+        </w:trPr>
+        <w:tc>
+          <w:tcPr>
+            <w:tcW w:w="2333" w:type="dxa"/>
+            <w:vMerge/>
+          </w:tcPr>
+          <w:p>
+            <w:pPr>
+              <w:pStyle w:val="ListParagraph"/>
+              <w:ind w:left="0"/>
+              <w:jc w:val="center"/>
+              <w:rPr>
+                <w:rFonts w:ascii="Times New Roman" w:hAnsi="Times New Roman" w:cs="Times New Roman"/>
+                <w:color w:val="000000" w:themeColor="text1"/>
+                <w:sz w:val="28"/>
+                <w:szCs w:val="28"/>
+              </w:rPr>
+            </w:pPr>
+          </w:p>
+        </w:tc>
+        <w:tc>
+          <w:tcPr>
+            <w:tcW w:w="2256" w:type="dxa"/>
+            <w:vMerge/>
+          </w:tcPr>
+          <w:p>
+            <w:pPr>
+              <w:pStyle w:val="ListParagraph"/>
+              <w:ind w:left="0"/>
+              <w:jc w:val="center"/>
+              <w:rPr>
+                <w:rFonts w:ascii="Times New Roman" w:hAnsi="Times New Roman" w:cs="Times New Roman"/>
+                <w:color w:val="000000" w:themeColor="text1"/>
+                <w:sz w:val="28"/>
+                <w:szCs w:val="28"/>
+              </w:rPr>
+            </w:pPr>
+          </w:p>
+        </w:tc>
+        <w:tc>
+          <w:tcPr>
+            <w:tcW w:w="2653" w:type="dxa"/>
+          </w:tcPr>
+          <w:p>
+            <w:pPr>
+              <w:pStyle w:val="ListParagraph"/>
+              <w:ind w:left="0"/>
+              <w:jc w:val="center"/>
+              <w:rPr>
+                <w:rFonts w:ascii="Times New Roman" w:hAnsi="Times New Roman" w:cs="Times New Roman"/>
+                <w:color w:val="000000" w:themeColor="text1"/>
+                <w:sz w:val="28"/>
+                <w:szCs w:val="28"/>
+              </w:rPr>
+            </w:pPr>
+            <w:r>
+              <w:rPr>
+                <w:rFonts w:ascii="Times New Roman" w:hAnsi="Times New Roman" w:cs="Times New Roman"/>
+                <w:b/>
+                <w:bCs/>
+                <w:i/>
+                <w:iCs/>
+                <w:color w:val="000000" w:themeColor="text1"/>
+                <w:sz w:val="28"/>
+                <w:szCs w:val="28"/>
+              </w:rPr>
+              <w:t>log2</w:t>
+            </w:r>
+          </w:p>
+        </w:tc>
+        <w:tc>
+          <w:tcPr>
+            <w:tcW w:w="4099" w:type="dxa"/>
+          </w:tcPr>
+          <w:p>
+            <w:pPr>
+              <w:pStyle w:val="ListParagraph"/>
+              <w:jc w:val="center"/>
+              <w:rPr>
+                <w:rFonts w:ascii="Times New Roman" w:hAnsi="Times New Roman" w:cs="Times New Roman"/>
+                <w:color w:val="000000" w:themeColor="text1"/>
+                <w:sz w:val="28"/>
+                <w:szCs w:val="28"/>
+              </w:rPr>
+            </w:pPr>
+            <w:r>
+              <w:rPr>
+                <w:rFonts w:ascii="Times New Roman" w:hAnsi="Times New Roman" w:cs="Times New Roman"/>
+                <w:color w:val="000000" w:themeColor="text1"/>
+                <w:sz w:val="28"/>
+                <w:szCs w:val="28"/>
+              </w:rPr>
+              <w:t>0.8752633549517308</w:t>
+            </w:r>
+          </w:p>
+          <w:p>
+            <w:pPr>
+              <w:pStyle w:val="ListParagraph"/>
+              <w:ind w:left="0"/>
+              <w:jc w:val="center"/>
+              <w:rPr>
+                <w:rFonts w:ascii="Times New Roman" w:hAnsi="Times New Roman" w:cs="Times New Roman"/>
+                <w:color w:val="000000" w:themeColor="text1"/>
+                <w:sz w:val="28"/>
+                <w:szCs w:val="28"/>
+              </w:rPr>
+            </w:pPr>
+          </w:p>
+        </w:tc>
+      </w:tr>
+      <w:tr>
+        <w:trPr>
+          <w:trHeight w:val="756"/>
+        </w:trPr>
+        <w:tc>
+          <w:tcPr>
+            <w:tcW w:w="2333" w:type="dxa"/>
+            <w:vMerge w:val="restart"/>
+          </w:tcPr>
+          <w:p>
+            <w:pPr>
+              <w:pStyle w:val="ListParagraph"/>
+              <w:ind w:left="0"/>
+              <w:jc w:val="center"/>
+              <w:rPr>
+                <w:rFonts w:ascii="Times New Roman" w:hAnsi="Times New Roman" w:cs="Times New Roman"/>
+                <w:color w:val="000000" w:themeColor="text1"/>
+                <w:sz w:val="28"/>
+                <w:szCs w:val="28"/>
+              </w:rPr>
+            </w:pPr>
+          </w:p>
+          <w:p>
+            <w:pPr>
+              <w:pStyle w:val="ListParagraph"/>
+              <w:ind w:left="0"/>
+              <w:jc w:val="center"/>
+              <w:rPr>
+                <w:rFonts w:ascii="Times New Roman" w:hAnsi="Times New Roman" w:cs="Times New Roman"/>
+                <w:color w:val="000000" w:themeColor="text1"/>
+                <w:sz w:val="28"/>
+                <w:szCs w:val="28"/>
+              </w:rPr>
+            </w:pPr>
+          </w:p>
+          <w:p>
+            <w:pPr>
+              <w:pStyle w:val="ListParagraph"/>
+              <w:ind w:left="0"/>
+              <w:jc w:val="center"/>
+              <w:rPr>
+                <w:rFonts w:ascii="Times New Roman" w:hAnsi="Times New Roman" w:cs="Times New Roman"/>
+                <w:color w:val="000000" w:themeColor="text1"/>
+                <w:sz w:val="28"/>
+                <w:szCs w:val="28"/>
+              </w:rPr>
+            </w:pPr>
+            <w:proofErr w:type="spellStart"/>
+            <w:r>
+              <w:rPr>
+                <w:rFonts w:ascii="Times New Roman" w:hAnsi="Times New Roman" w:cs="Times New Roman"/>
+                <w:b/>
+                <w:bCs/>
+                <w:i/>
+                <w:iCs/>
+                <w:color w:val="000000" w:themeColor="text1"/>
+                <w:sz w:val="28"/>
+                <w:szCs w:val="28"/>
+              </w:rPr>
+              <w:t>absolute_error</w:t>
+            </w:r>
+            <w:proofErr w:type="spellEnd"/>
+          </w:p>
+        </w:tc>
+        <w:tc>
+          <w:tcPr>
+            <w:tcW w:w="2256" w:type="dxa"/>
+            <w:vMerge w:val="restart"/>
+          </w:tcPr>
+          <w:p>
+            <w:pPr>
+              <w:pStyle w:val="ListParagraph"/>
+              <w:ind w:left="0"/>
+              <w:rPr>
+                <w:rFonts w:ascii="Times New Roman" w:hAnsi="Times New Roman" w:cs="Times New Roman"/>
+                <w:color w:val="000000" w:themeColor="text1"/>
+                <w:sz w:val="28"/>
+                <w:szCs w:val="28"/>
+              </w:rPr>
+            </w:pPr>
+            <w:proofErr w:type="spellStart"/>
+            <w:r>
+              <w:rPr>
+                <w:rFonts w:ascii="Times New Roman" w:hAnsi="Times New Roman" w:cs="Times New Roman"/>
+                <w:b/>
+                <w:bCs/>
+                <w:i/>
+                <w:iCs/>
+                <w:color w:val="000000" w:themeColor="text1"/>
+                <w:sz w:val="28"/>
+                <w:szCs w:val="28"/>
+              </w:rPr>
+              <w:t>friedman_mse</w:t>
+            </w:r>
+            <w:proofErr w:type="spellEnd"/>
+          </w:p>
+        </w:tc>
+        <w:tc>
+          <w:tcPr>
+            <w:tcW w:w="2653" w:type="dxa"/>
+          </w:tcPr>
+          <w:p>
+            <w:pPr>
+              <w:pStyle w:val="ListParagraph"/>
+              <w:ind w:left="0"/>
+              <w:jc w:val="center"/>
+              <w:rPr>
+                <w:rFonts w:ascii="Times New Roman" w:hAnsi="Times New Roman" w:cs="Times New Roman"/>
+                <w:color w:val="000000" w:themeColor="text1"/>
+                <w:sz w:val="28"/>
+                <w:szCs w:val="28"/>
+              </w:rPr>
+            </w:pPr>
+            <w:r>
+              <w:rPr>
+                <w:rFonts w:ascii="Times New Roman" w:hAnsi="Times New Roman" w:cs="Times New Roman"/>
+                <w:b/>
+                <w:bCs/>
+                <w:i/>
+                <w:iCs/>
+                <w:color w:val="000000" w:themeColor="text1"/>
+                <w:sz w:val="28"/>
+                <w:szCs w:val="28"/>
+              </w:rPr>
+              <w:t>sqrt</w:t>
+            </w:r>
+          </w:p>
+        </w:tc>
+        <w:tc>
+          <w:tcPr>
+            <w:tcW w:w="4099" w:type="dxa"/>
+          </w:tcPr>
+          <w:p>
+            <w:pPr>
+              <w:pStyle w:val="ListParagraph"/>
+              <w:ind w:left="0"/>
+              <w:jc w:val="center"/>
+              <w:rPr>
+                <w:rFonts w:ascii="Times New Roman" w:hAnsi="Times New Roman" w:cs="Times New Roman"/>
+                <w:color w:val="000000" w:themeColor="text1"/>
+                <w:sz w:val="28"/>
+                <w:szCs w:val="28"/>
+              </w:rPr>
+            </w:pPr>
+          </w:p>
+          <w:p>
+            <w:pPr>
+              <w:pStyle w:val="ListParagraph"/>
+              <w:jc w:val="center"/>
+              <w:rPr>
+                <w:rFonts w:ascii="Times New Roman" w:hAnsi="Times New Roman" w:cs="Times New Roman"/>
+                <w:color w:val="000000" w:themeColor="text1"/>
+                <w:sz w:val="28"/>
+                <w:szCs w:val="28"/>
+              </w:rPr>
+            </w:pPr>
+            <w:r>
+              <w:rPr>
+                <w:rFonts w:ascii="Times New Roman" w:hAnsi="Times New Roman" w:cs="Times New Roman"/>
+                <w:color w:val="000000" w:themeColor="text1"/>
+                <w:sz w:val="28"/>
+                <w:szCs w:val="28"/>
+              </w:rPr>
+              <w:t>0.8144742573796202</w:t>
+            </w:r>
+          </w:p>
+          <w:p>
+            <w:pPr>
+              <w:pStyle w:val="ListParagraph"/>
+              <w:ind w:left="0"/>
+              <w:jc w:val="center"/>
+              <w:rPr>
+                <w:rFonts w:ascii="Times New Roman" w:hAnsi="Times New Roman" w:cs="Times New Roman"/>
+                <w:color w:val="000000" w:themeColor="text1"/>
+                <w:sz w:val="28"/>
+                <w:szCs w:val="28"/>
+              </w:rPr>
+            </w:pPr>
+          </w:p>
+        </w:tc>
+      </w:tr>
+      <w:tr>
+        <w:trPr>
+          <w:trHeight w:val="331"/>
+        </w:trPr>
+        <w:tc>
+          <w:tcPr>
+            <w:tcW w:w="2333" w:type="dxa"/>
+            <w:vMerge/>
+          </w:tcPr>
+          <w:p>
+            <w:pPr>
+              <w:pStyle w:val="ListParagraph"/>
+              <w:ind w:left="0"/>
+              <w:jc w:val="center"/>
+              <w:rPr>
+                <w:rFonts w:ascii="Times New Roman" w:hAnsi="Times New Roman" w:cs="Times New Roman"/>
+                <w:color w:val="000000" w:themeColor="text1"/>
+                <w:sz w:val="28"/>
+                <w:szCs w:val="28"/>
+              </w:rPr>
+            </w:pPr>
+          </w:p>
+        </w:tc>
+        <w:tc>
+          <w:tcPr>
+            <w:tcW w:w="2256" w:type="dxa"/>
+            <w:vMerge/>
+          </w:tcPr>
+          <w:p>
+            <w:pPr>
+              <w:pStyle w:val="ListParagraph"/>
+              <w:ind w:left="0"/>
+              <w:jc w:val="center"/>
+              <w:rPr>
+                <w:rFonts w:ascii="Times New Roman" w:hAnsi="Times New Roman" w:cs="Times New Roman"/>
+                <w:color w:val="000000" w:themeColor="text1"/>
+                <w:sz w:val="28"/>
+                <w:szCs w:val="28"/>
+              </w:rPr>
+            </w:pPr>
+          </w:p>
+        </w:tc>
+        <w:tc>
+          <w:tcPr>
+            <w:tcW w:w="2653" w:type="dxa"/>
+          </w:tcPr>
+          <w:p>
+            <w:pPr>
+              <w:pStyle w:val="ListParagraph"/>
+              <w:ind w:left="0"/>
+              <w:jc w:val="center"/>
+              <w:rPr>
+                <w:rFonts w:ascii="Times New Roman" w:hAnsi="Times New Roman" w:cs="Times New Roman"/>
+                <w:b/>
+                <w:bCs/>
+                <w:i/>
+                <w:iCs/>
+                <w:color w:val="000000" w:themeColor="text1"/>
+                <w:sz w:val="28"/>
+                <w:szCs w:val="28"/>
+              </w:rPr>
+            </w:pPr>
+            <w:r>
+              <w:rPr>
+                <w:rFonts w:ascii="Times New Roman" w:hAnsi="Times New Roman" w:cs="Times New Roman"/>
+                <w:b/>
+                <w:bCs/>
+                <w:i/>
+                <w:iCs/>
+                <w:color w:val="000000" w:themeColor="text1"/>
+                <w:sz w:val="28"/>
+                <w:szCs w:val="28"/>
+              </w:rPr>
+              <w:t>log2</w:t>
+            </w:r>
+          </w:p>
+        </w:tc>
+        <w:tc>
+          <w:tcPr>
+            <w:tcW w:w="4099" w:type="dxa"/>
+          </w:tcPr>
+          <w:p>
+            <w:pPr>
+              <w:pStyle w:val="ListParagraph"/>
+              <w:jc w:val="center"/>
+              <w:rPr>
+                <w:rFonts w:ascii="Times New Roman" w:hAnsi="Times New Roman" w:cs="Times New Roman"/>
+                <w:color w:val="000000" w:themeColor="text1"/>
+                <w:sz w:val="28"/>
+                <w:szCs w:val="28"/>
+              </w:rPr>
+            </w:pPr>
+            <w:r>
+              <w:rPr>
+                <w:rFonts w:ascii="Times New Roman" w:hAnsi="Times New Roman" w:cs="Times New Roman"/>
+                <w:color w:val="000000" w:themeColor="text1"/>
+                <w:sz w:val="28"/>
+                <w:szCs w:val="28"/>
+              </w:rPr>
+              <w:t>0.8549671996540404</w:t>
+            </w:r>
+          </w:p>
+          <w:p>
+            <w:pPr>
+              <w:pStyle w:val="ListParagraph"/>
+              <w:ind w:left="0"/>
+              <w:jc w:val="center"/>
+              <w:rPr>
+                <w:rFonts w:ascii="Times New Roman" w:hAnsi="Times New Roman" w:cs="Times New Roman"/>
+                <w:color w:val="000000" w:themeColor="text1"/>
+                <w:sz w:val="28"/>
+                <w:szCs w:val="28"/>
+              </w:rPr>
+            </w:pPr>
+          </w:p>
+        </w:tc>
+      </w:tr>
+      <w:tr>
+        <w:trPr>
+          <w:trHeight w:val="960"/>
+        </w:trPr>
+        <w:tc>
+          <w:tcPr>
+            <w:tcW w:w="2333" w:type="dxa"/>
+            <w:vMerge/>
+          </w:tcPr>
+          <w:p>
+            <w:pPr>
+              <w:pStyle w:val="ListParagraph"/>
+              <w:ind w:left="0"/>
+              <w:jc w:val="center"/>
+              <w:rPr>
+                <w:rFonts w:ascii="Times New Roman" w:hAnsi="Times New Roman" w:cs="Times New Roman"/>
+                <w:color w:val="000000" w:themeColor="text1"/>
+                <w:sz w:val="28"/>
+                <w:szCs w:val="28"/>
+              </w:rPr>
+            </w:pPr>
+          </w:p>
+        </w:tc>
+        <w:tc>
+          <w:tcPr>
+            <w:tcW w:w="2256" w:type="dxa"/>
+            <w:vMerge w:val="restart"/>
+          </w:tcPr>
+          <w:p>
+            <w:pPr>
+              <w:pStyle w:val="ListParagraph"/>
+              <w:ind w:left="0"/>
+              <w:rPr>
+                <w:rFonts w:ascii="Times New Roman" w:hAnsi="Times New Roman" w:cs="Times New Roman"/>
+                <w:color w:val="000000" w:themeColor="text1"/>
+                <w:sz w:val="28"/>
+                <w:szCs w:val="28"/>
+              </w:rPr>
+            </w:pPr>
+            <w:proofErr w:type="spellStart"/>
+            <w:r>
+              <w:rPr>
+                <w:rFonts w:ascii="Times New Roman" w:hAnsi="Times New Roman" w:cs="Times New Roman"/>
+                <w:b/>
+                <w:bCs/>
+                <w:i/>
+                <w:iCs/>
+                <w:color w:val="000000" w:themeColor="text1"/>
+                <w:sz w:val="28"/>
+                <w:szCs w:val="28"/>
+              </w:rPr>
+              <w:t>squared_error</w:t>
+            </w:r>
+            <w:proofErr w:type="spellEnd"/>
+          </w:p>
+        </w:tc>
+        <w:tc>
+          <w:tcPr>
+            <w:tcW w:w="2653" w:type="dxa"/>
+          </w:tcPr>
+          <w:p>
+            <w:pPr>
+              <w:pStyle w:val="ListParagraph"/>
+              <w:ind w:left="0"/>
+              <w:jc w:val="center"/>
+              <w:rPr>
+                <w:rFonts w:ascii="Times New Roman" w:hAnsi="Times New Roman" w:cs="Times New Roman"/>
+                <w:b/>
+                <w:bCs/>
+                <w:i/>
+                <w:iCs/>
+                <w:color w:val="000000" w:themeColor="text1"/>
+                <w:sz w:val="28"/>
+                <w:szCs w:val="28"/>
+              </w:rPr>
+            </w:pPr>
+            <w:r>
+              <w:rPr>
+                <w:rFonts w:ascii="Times New Roman" w:hAnsi="Times New Roman" w:cs="Times New Roman"/>
+                <w:b/>
+                <w:bCs/>
+                <w:i/>
+                <w:iCs/>
+                <w:color w:val="000000" w:themeColor="text1"/>
+                <w:sz w:val="28"/>
+                <w:szCs w:val="28"/>
+              </w:rPr>
+              <w:t>sqrt</w:t>
+            </w:r>
+          </w:p>
+          <w:p>
+            <w:pPr>
+              <w:pStyle w:val="ListParagraph"/>
+              <w:ind w:left="0"/>
+              <w:jc w:val="center"/>
+              <w:rPr>
+                <w:rFonts w:ascii="Times New Roman" w:hAnsi="Times New Roman" w:cs="Times New Roman"/>
+                <w:b/>
+                <w:bCs/>
+                <w:i/>
+                <w:iCs/>
+                <w:color w:val="000000" w:themeColor="text1"/>
+                <w:sz w:val="28"/>
+                <w:szCs w:val="28"/>
+              </w:rPr>
+            </w:pPr>
+          </w:p>
+          <w:p>
+            <w:pPr>
+              <w:pStyle w:val="ListParagraph"/>
+              <w:ind w:left="0"/>
+              <w:jc w:val="center"/>
+              <w:rPr>
+                <w:rFonts w:ascii="Times New Roman" w:hAnsi="Times New Roman" w:cs="Times New Roman"/>
+                <w:color w:val="000000" w:themeColor="text1"/>
+                <w:sz w:val="28"/>
+                <w:szCs w:val="28"/>
+              </w:rPr>
+            </w:pPr>
+          </w:p>
+        </w:tc>
+        <w:tc>
+          <w:tcPr>
+            <w:tcW w:w="4099" w:type="dxa"/>
+          </w:tcPr>
+          <w:p>
+            <w:pPr>
+              <w:pStyle w:val="ListParagraph"/>
+              <w:jc w:val="center"/>
+              <w:rPr>
+                <w:rFonts w:ascii="Times New Roman" w:hAnsi="Times New Roman" w:cs="Times New Roman"/>
+                <w:color w:val="000000" w:themeColor="text1"/>
+                <w:sz w:val="28"/>
+                <w:szCs w:val="28"/>
+              </w:rPr>
+            </w:pPr>
+            <w:r>
+              <w:rPr>
+                <w:rFonts w:ascii="Times New Roman" w:hAnsi="Times New Roman" w:cs="Times New Roman"/>
+                <w:color w:val="000000" w:themeColor="text1"/>
+                <w:sz w:val="28"/>
+                <w:szCs w:val="28"/>
+              </w:rPr>
+              <w:t>0.8594416999199783</w:t>
+            </w:r>
+          </w:p>
+          <w:p>
+            <w:pPr>
+              <w:pStyle w:val="ListParagraph"/>
+              <w:ind w:left="0"/>
+              <w:jc w:val="center"/>
+              <w:rPr>
+                <w:rFonts w:ascii="Times New Roman" w:hAnsi="Times New Roman" w:cs="Times New Roman"/>
+                <w:color w:val="000000" w:themeColor="text1"/>
+                <w:sz w:val="28"/>
+                <w:szCs w:val="28"/>
+              </w:rPr>
+            </w:pPr>
+          </w:p>
+        </w:tc>
+      </w:tr>
+      <w:tr>
+        <w:trPr>
+          <w:trHeight w:val="403"/>
+        </w:trPr>
+        <w:tc>
+          <w:tcPr>
+            <w:tcW w:w="2333" w:type="dxa"/>
+            <w:vMerge/>
+          </w:tcPr>
+          <w:p>
+            <w:pPr>
+              <w:pStyle w:val="ListParagraph"/>
+              <w:ind w:left="0"/>
+              <w:jc w:val="center"/>
+              <w:rPr>
+                <w:rFonts w:ascii="Times New Roman" w:hAnsi="Times New Roman" w:cs="Times New Roman"/>
+                <w:color w:val="000000" w:themeColor="text1"/>
+                <w:sz w:val="28"/>
+                <w:szCs w:val="28"/>
+              </w:rPr>
+            </w:pPr>
+          </w:p>
+        </w:tc>
+        <w:tc>
+          <w:tcPr>
+            <w:tcW w:w="2256" w:type="dxa"/>
+            <w:vMerge/>
+          </w:tcPr>
+          <w:p>
+            <w:pPr>
+              <w:pStyle w:val="ListParagraph"/>
+              <w:ind w:left="0"/>
+              <w:jc w:val="center"/>
+              <w:rPr>
+                <w:rFonts w:ascii="Times New Roman" w:hAnsi="Times New Roman" w:cs="Times New Roman"/>
+                <w:color w:val="000000" w:themeColor="text1"/>
+                <w:sz w:val="28"/>
+                <w:szCs w:val="28"/>
+              </w:rPr>
+            </w:pPr>
+          </w:p>
+        </w:tc>
+        <w:tc>
+          <w:tcPr>
+            <w:tcW w:w="2653" w:type="dxa"/>
+          </w:tcPr>
+          <w:p>
+            <w:pPr>
+              <w:pStyle w:val="ListParagraph"/>
+              <w:ind w:left="0"/>
+              <w:jc w:val="center"/>
+              <w:rPr>
+                <w:rFonts w:ascii="Times New Roman" w:hAnsi="Times New Roman" w:cs="Times New Roman"/>
+                <w:color w:val="000000" w:themeColor="text1"/>
+                <w:sz w:val="28"/>
+                <w:szCs w:val="28"/>
+              </w:rPr>
+            </w:pPr>
+            <w:r>
+              <w:rPr>
+                <w:rFonts w:ascii="Times New Roman" w:hAnsi="Times New Roman" w:cs="Times New Roman"/>
+                <w:b/>
+                <w:bCs/>
+                <w:i/>
+                <w:iCs/>
+                <w:color w:val="000000" w:themeColor="text1"/>
+                <w:sz w:val="28"/>
+                <w:szCs w:val="28"/>
+              </w:rPr>
+              <w:t>log2</w:t>
+            </w:r>
+          </w:p>
+        </w:tc>
+        <w:tc>
+          <w:tcPr>
+            <w:tcW w:w="4099" w:type="dxa"/>
+          </w:tcPr>
+          <w:p>
+            <w:pPr>
+              <w:pStyle w:val="ListParagraph"/>
+              <w:jc w:val="center"/>
+              <w:rPr>
+                <w:rFonts w:ascii="Times New Roman" w:hAnsi="Times New Roman" w:cs="Times New Roman"/>
+                <w:color w:val="000000" w:themeColor="text1"/>
+                <w:sz w:val="28"/>
+                <w:szCs w:val="28"/>
+              </w:rPr>
+            </w:pPr>
+            <w:r>
+              <w:rPr>
+                <w:rFonts w:ascii="Times New Roman" w:hAnsi="Times New Roman" w:cs="Times New Roman"/>
+                <w:color w:val="000000" w:themeColor="text1"/>
+                <w:sz w:val="28"/>
+                <w:szCs w:val="28"/>
+              </w:rPr>
+              <w:t>0.8493751126447942</w:t>
+            </w:r>
+          </w:p>
+          <w:p>
+            <w:pPr>
+              <w:pStyle w:val="ListParagraph"/>
+              <w:ind w:left="0"/>
+              <w:jc w:val="center"/>
+              <w:rPr>
+                <w:rFonts w:ascii="Times New Roman" w:hAnsi="Times New Roman" w:cs="Times New Roman"/>
+                <w:color w:val="000000" w:themeColor="text1"/>
+                <w:sz w:val="28"/>
+                <w:szCs w:val="28"/>
+              </w:rPr>
+            </w:pPr>
+          </w:p>
+        </w:tc>
+      </w:tr>
+      <w:tr>
+        <w:trPr>
+          <w:trHeight w:val="762"/>
+        </w:trPr>
+        <w:tc>
+          <w:tcPr>
+            <w:tcW w:w="2333" w:type="dxa"/>
+            <w:vMerge w:val="restart"/>
+          </w:tcPr>
+          <w:p>
+            <w:pPr>
+              <w:pStyle w:val="ListParagraph"/>
+              <w:ind w:left="0"/>
+              <w:jc w:val="center"/>
+              <w:rPr>
+                <w:rFonts w:ascii="Times New Roman" w:hAnsi="Times New Roman" w:cs="Times New Roman"/>
+                <w:color w:val="000000" w:themeColor="text1"/>
+                <w:sz w:val="28"/>
+                <w:szCs w:val="28"/>
+              </w:rPr>
+            </w:pPr>
+          </w:p>
+          <w:p>
+            <w:pPr>
+              <w:pStyle w:val="ListParagraph"/>
+              <w:ind w:left="0"/>
+              <w:jc w:val="center"/>
+              <w:rPr>
+                <w:rFonts w:ascii="Times New Roman" w:hAnsi="Times New Roman" w:cs="Times New Roman"/>
+                <w:color w:val="000000" w:themeColor="text1"/>
+                <w:sz w:val="28"/>
+                <w:szCs w:val="28"/>
+              </w:rPr>
+            </w:pPr>
+          </w:p>
+          <w:p>
+            <w:pPr>
+              <w:pStyle w:val="ListParagraph"/>
+              <w:ind w:left="0"/>
+              <w:jc w:val="center"/>
+              <w:rPr>
+                <w:rFonts w:ascii="Times New Roman" w:hAnsi="Times New Roman" w:cs="Times New Roman"/>
+                <w:b/>
+                <w:bCs/>
+                <w:i/>
+                <w:iCs/>
+                <w:color w:val="000000" w:themeColor="text1"/>
+                <w:sz w:val="28"/>
+                <w:szCs w:val="28"/>
+              </w:rPr>
+            </w:pPr>
+          </w:p>
+          <w:p>
+            <w:pPr>
+              <w:pStyle w:val="ListParagraph"/>
+              <w:ind w:left="0"/>
+              <w:jc w:val="center"/>
+              <w:rPr>
+                <w:rFonts w:ascii="Times New Roman" w:hAnsi="Times New Roman" w:cs="Times New Roman"/>
+                <w:color w:val="000000" w:themeColor="text1"/>
+                <w:sz w:val="28"/>
+                <w:szCs w:val="28"/>
+              </w:rPr>
+            </w:pPr>
+            <w:proofErr w:type="spellStart"/>
+            <w:r>
+              <w:rPr>
+                <w:rFonts w:ascii="Times New Roman" w:hAnsi="Times New Roman" w:cs="Times New Roman"/>
+                <w:b/>
+                <w:bCs/>
+                <w:i/>
+                <w:iCs/>
+                <w:color w:val="000000" w:themeColor="text1"/>
+                <w:sz w:val="28"/>
+                <w:szCs w:val="28"/>
+              </w:rPr>
+              <w:t>huber</w:t>
+            </w:r>
+            <w:proofErr w:type="spellEnd"/>
+          </w:p>
+        </w:tc>
+        <w:tc>
+          <w:tcPr>
+            <w:tcW w:w="2256" w:type="dxa"/>
+            <w:vMerge w:val="restart"/>
+          </w:tcPr>
+          <w:p>
+            <w:pPr>
+              <w:pStyle w:val="ListParagraph"/>
+              <w:ind w:left="0"/>
+              <w:rPr>
+                <w:rFonts w:ascii="Times New Roman" w:hAnsi="Times New Roman" w:cs="Times New Roman"/>
+                <w:color w:val="000000" w:themeColor="text1"/>
+                <w:sz w:val="28"/>
+                <w:szCs w:val="28"/>
+              </w:rPr>
+            </w:pPr>
+            <w:proofErr w:type="spellStart"/>
+            <w:r>
+              <w:rPr>
+                <w:rFonts w:ascii="Times New Roman" w:hAnsi="Times New Roman" w:cs="Times New Roman"/>
+                <w:b/>
+                <w:bCs/>
+                <w:i/>
+                <w:iCs/>
+                <w:color w:val="000000" w:themeColor="text1"/>
+                <w:sz w:val="28"/>
+                <w:szCs w:val="28"/>
+              </w:rPr>
+              <w:t>friedman_mse</w:t>
+            </w:r>
+            <w:proofErr w:type="spellEnd"/>
+          </w:p>
+        </w:tc>
+        <w:tc>
+          <w:tcPr>
+            <w:tcW w:w="2653" w:type="dxa"/>
+          </w:tcPr>
+          <w:p>
+            <w:pPr>
+              <w:pStyle w:val="ListParagraph"/>
+              <w:ind w:left="0"/>
+              <w:jc w:val="center"/>
+              <w:rPr>
+                <w:rFonts w:ascii="Times New Roman" w:hAnsi="Times New Roman" w:cs="Times New Roman"/>
+                <w:color w:val="000000" w:themeColor="text1"/>
+                <w:sz w:val="28"/>
+                <w:szCs w:val="28"/>
+              </w:rPr>
+            </w:pPr>
+            <w:r>
+              <w:rPr>
+                <w:rFonts w:ascii="Times New Roman" w:hAnsi="Times New Roman" w:cs="Times New Roman"/>
+                <w:b/>
+                <w:bCs/>
+                <w:i/>
+                <w:iCs/>
+                <w:color w:val="000000" w:themeColor="text1"/>
+                <w:sz w:val="28"/>
+                <w:szCs w:val="28"/>
+              </w:rPr>
+              <w:t>sqrt</w:t>
+            </w:r>
+          </w:p>
+        </w:tc>
+        <w:tc>
+          <w:tcPr>
+            <w:tcW w:w="4099" w:type="dxa"/>
+          </w:tcPr>
+          <w:p>
+            <w:pPr>
+              <w:jc w:val="center"/>
+              <w:rPr>
+                <w:rFonts w:ascii="Times New Roman" w:hAnsi="Times New Roman" w:cs="Times New Roman"/>
+                <w:color w:val="000000" w:themeColor="text1"/>
+                <w:sz w:val="28"/>
+                <w:szCs w:val="28"/>
+              </w:rPr>
+            </w:pPr>
+            <w:r>
+              <w:rPr>
+                <w:rFonts w:ascii="Times New Roman" w:hAnsi="Times New Roman" w:cs="Times New Roman"/>
+                <w:color w:val="000000" w:themeColor="text1"/>
+                <w:sz w:val="28"/>
+                <w:szCs w:val="28"/>
+              </w:rPr>
+              <w:t>0.8789127768091377</w:t>
+            </w:r>
+          </w:p>
+          <w:p>
+            <w:pPr>
+              <w:pStyle w:val="ListParagraph"/>
+              <w:ind w:left="0"/>
+              <w:jc w:val="center"/>
+              <w:rPr>
+                <w:rFonts w:ascii="Times New Roman" w:hAnsi="Times New Roman" w:cs="Times New Roman"/>
+                <w:color w:val="000000" w:themeColor="text1"/>
+                <w:sz w:val="28"/>
+                <w:szCs w:val="28"/>
+              </w:rPr>
+            </w:pPr>
+          </w:p>
+        </w:tc>
+      </w:tr>
+      <w:tr>
+        <w:trPr>
+          <w:trHeight w:val="492"/>
+        </w:trPr>
+        <w:tc>
+          <w:tcPr>
+            <w:tcW w:w="2333" w:type="dxa"/>
+            <w:vMerge/>
+          </w:tcPr>
+          <w:p>
+            <w:pPr>
+              <w:pStyle w:val="ListParagraph"/>
+              <w:ind w:left="0"/>
+              <w:jc w:val="center"/>
+              <w:rPr>
+                <w:rFonts w:ascii="Times New Roman" w:hAnsi="Times New Roman" w:cs="Times New Roman"/>
+                <w:color w:val="000000" w:themeColor="text1"/>
+                <w:sz w:val="28"/>
+                <w:szCs w:val="28"/>
+              </w:rPr>
+            </w:pPr>
+          </w:p>
+        </w:tc>
+        <w:tc>
+          <w:tcPr>
+            <w:tcW w:w="2256" w:type="dxa"/>
+            <w:vMerge/>
+          </w:tcPr>
+          <w:p>
+            <w:pPr>
+              <w:pStyle w:val="ListParagraph"/>
+              <w:ind w:left="0"/>
+              <w:jc w:val="center"/>
+              <w:rPr>
+                <w:rFonts w:ascii="Times New Roman" w:hAnsi="Times New Roman" w:cs="Times New Roman"/>
+                <w:color w:val="000000" w:themeColor="text1"/>
+                <w:sz w:val="28"/>
+                <w:szCs w:val="28"/>
+              </w:rPr>
+            </w:pPr>
+          </w:p>
+        </w:tc>
+        <w:tc>
+          <w:tcPr>
+            <w:tcW w:w="2653" w:type="dxa"/>
+          </w:tcPr>
+          <w:p>
+            <w:pPr>
+              <w:pStyle w:val="ListParagraph"/>
+              <w:ind w:left="0"/>
+              <w:jc w:val="center"/>
+              <w:rPr>
+                <w:rFonts w:ascii="Times New Roman" w:hAnsi="Times New Roman" w:cs="Times New Roman"/>
+                <w:b/>
+                <w:bCs/>
+                <w:i/>
+                <w:iCs/>
+                <w:color w:val="000000" w:themeColor="text1"/>
+                <w:sz w:val="28"/>
+                <w:szCs w:val="28"/>
+              </w:rPr>
+            </w:pPr>
+            <w:r>
+              <w:rPr>
+                <w:rFonts w:ascii="Times New Roman" w:hAnsi="Times New Roman" w:cs="Times New Roman"/>
+                <w:b/>
+                <w:bCs/>
+                <w:i/>
+                <w:iCs/>
+                <w:color w:val="000000" w:themeColor="text1"/>
+                <w:sz w:val="28"/>
+                <w:szCs w:val="28"/>
+              </w:rPr>
+              <w:t>log2</w:t>
+            </w:r>
+          </w:p>
+        </w:tc>
+        <w:tc>
+          <w:tcPr>
+            <w:tcW w:w="4099" w:type="dxa"/>
+          </w:tcPr>
+          <w:p>
+            <w:pPr>
+              <w:pStyle w:val="ListParagraph"/>
+              <w:jc w:val="center"/>
+              <w:rPr>
+                <w:rFonts w:ascii="Times New Roman" w:hAnsi="Times New Roman" w:cs="Times New Roman"/>
+                <w:color w:val="000000" w:themeColor="text1"/>
+                <w:sz w:val="28"/>
+                <w:szCs w:val="28"/>
+              </w:rPr>
+            </w:pPr>
+            <w:r>
+              <w:rPr>
+                <w:rFonts w:ascii="Times New Roman" w:hAnsi="Times New Roman" w:cs="Times New Roman"/>
+                <w:color w:val="000000" w:themeColor="text1"/>
+                <w:sz w:val="28"/>
+                <w:szCs w:val="28"/>
+              </w:rPr>
+              <w:t>0.8768998853127232</w:t>
+            </w:r>
+          </w:p>
+          <w:p>
+            <w:pPr>
+              <w:pStyle w:val="ListParagraph"/>
+              <w:ind w:left="0"/>
+              <w:jc w:val="center"/>
+              <w:rPr>
+                <w:rFonts w:ascii="Times New Roman" w:hAnsi="Times New Roman" w:cs="Times New Roman"/>
+                <w:color w:val="000000" w:themeColor="text1"/>
+                <w:sz w:val="28"/>
+                <w:szCs w:val="28"/>
+              </w:rPr>
+            </w:pPr>
+          </w:p>
+        </w:tc>
+      </w:tr>
+      <w:tr>
+        <w:trPr>
+          <w:trHeight w:val="1152"/>
+        </w:trPr>
+        <w:tc>
+          <w:tcPr>
+            <w:tcW w:w="2333" w:type="dxa"/>
+            <w:vMerge/>
+          </w:tcPr>
+          <w:p>
+            <w:pPr>
+              <w:pStyle w:val="ListParagraph"/>
+              <w:ind w:left="0"/>
+              <w:jc w:val="center"/>
+              <w:rPr>
+                <w:rFonts w:ascii="Times New Roman" w:hAnsi="Times New Roman" w:cs="Times New Roman"/>
+                <w:color w:val="000000" w:themeColor="text1"/>
+                <w:sz w:val="28"/>
+                <w:szCs w:val="28"/>
+              </w:rPr>
+            </w:pPr>
+          </w:p>
+        </w:tc>
+        <w:tc>
+          <w:tcPr>
+            <w:tcW w:w="2256" w:type="dxa"/>
+            <w:vMerge w:val="restart"/>
+          </w:tcPr>
+          <w:p>
+            <w:pPr>
+              <w:pStyle w:val="ListParagraph"/>
+              <w:ind w:left="0"/>
+              <w:rPr>
+                <w:rFonts w:ascii="Times New Roman" w:hAnsi="Times New Roman" w:cs="Times New Roman"/>
+                <w:b/>
+                <w:bCs/>
+                <w:i/>
+                <w:iCs/>
+                <w:color w:val="000000" w:themeColor="text1"/>
+                <w:sz w:val="28"/>
+                <w:szCs w:val="28"/>
+              </w:rPr>
+            </w:pPr>
+            <w:r>
+              <w:rPr>
+                <w:rFonts w:ascii="Times New Roman" w:hAnsi="Times New Roman" w:cs="Times New Roman"/>
+                <w:b/>
+                <w:bCs/>
+                <w:i/>
+                <w:iCs/>
+                <w:color w:val="000000" w:themeColor="text1"/>
+                <w:sz w:val="28"/>
+                <w:szCs w:val="28"/>
+              </w:rPr>
+              <w:t xml:space="preserve"> </w:t>
+            </w:r>
+          </w:p>
+          <w:p>
+            <w:pPr>
+              <w:pStyle w:val="ListParagraph"/>
+              <w:ind w:left="0"/>
+              <w:rPr>
+                <w:rFonts w:ascii="Times New Roman" w:hAnsi="Times New Roman" w:cs="Times New Roman"/>
+                <w:b/>
+                <w:bCs/>
+                <w:i/>
+                <w:iCs/>
+                <w:color w:val="000000" w:themeColor="text1"/>
+                <w:sz w:val="28"/>
+                <w:szCs w:val="28"/>
+              </w:rPr>
+            </w:pPr>
+          </w:p>
+          <w:p>
+            <w:pPr>
+              <w:pStyle w:val="ListParagraph"/>
+              <w:ind w:left="0"/>
+              <w:rPr>
+                <w:rFonts w:ascii="Times New Roman" w:hAnsi="Times New Roman" w:cs="Times New Roman"/>
+                <w:color w:val="000000" w:themeColor="text1"/>
+                <w:sz w:val="28"/>
+                <w:szCs w:val="28"/>
+              </w:rPr>
+            </w:pPr>
+            <w:proofErr w:type="spellStart"/>
+            <w:r>
+              <w:rPr>
+                <w:rFonts w:ascii="Times New Roman" w:hAnsi="Times New Roman" w:cs="Times New Roman"/>
+                <w:b/>
+                <w:bCs/>
+                <w:i/>
+                <w:iCs/>
+                <w:color w:val="000000" w:themeColor="text1"/>
+                <w:sz w:val="28"/>
+                <w:szCs w:val="28"/>
+              </w:rPr>
+              <w:t>squared_error</w:t>
+            </w:r>
+            <w:proofErr w:type="spellEnd"/>
+          </w:p>
+        </w:tc>
+        <w:tc>
+          <w:tcPr>
+            <w:tcW w:w="2653" w:type="dxa"/>
+          </w:tcPr>
+          <w:p>
+            <w:pPr>
+              <w:pStyle w:val="ListParagraph"/>
+              <w:ind w:left="0"/>
+              <w:jc w:val="center"/>
+              <w:rPr>
+                <w:rFonts w:ascii="Times New Roman" w:hAnsi="Times New Roman" w:cs="Times New Roman"/>
+                <w:color w:val="000000" w:themeColor="text1"/>
+                <w:sz w:val="28"/>
+                <w:szCs w:val="28"/>
+              </w:rPr>
+            </w:pPr>
+            <w:r>
+              <w:rPr>
+                <w:rFonts w:ascii="Times New Roman" w:hAnsi="Times New Roman" w:cs="Times New Roman"/>
+                <w:b/>
+                <w:bCs/>
+                <w:i/>
+                <w:iCs/>
+                <w:color w:val="000000" w:themeColor="text1"/>
+                <w:sz w:val="28"/>
+                <w:szCs w:val="28"/>
+              </w:rPr>
+              <w:t>sqrt</w:t>
+            </w:r>
+          </w:p>
+        </w:tc>
+        <w:tc>
+          <w:tcPr>
+            <w:tcW w:w="4099" w:type="dxa"/>
+          </w:tcPr>
+          <w:p>
+            <w:pPr>
+              <w:pStyle w:val="ListParagraph"/>
+              <w:jc w:val="center"/>
+              <w:rPr>
+                <w:rFonts w:ascii="Times New Roman" w:hAnsi="Times New Roman" w:cs="Times New Roman"/>
+                <w:color w:val="000000" w:themeColor="text1"/>
+                <w:sz w:val="28"/>
+                <w:szCs w:val="28"/>
+              </w:rPr>
+            </w:pPr>
+            <w:r>
+              <w:rPr>
+                <w:rFonts w:ascii="Times New Roman" w:hAnsi="Times New Roman" w:cs="Times New Roman"/>
+                <w:color w:val="000000" w:themeColor="text1"/>
+                <w:sz w:val="28"/>
+                <w:szCs w:val="28"/>
+              </w:rPr>
+              <w:t>0.879129904252793</w:t>
+            </w:r>
+          </w:p>
+        </w:tc>
+      </w:tr>
+      <w:tr>
+        <w:trPr>
+          <w:trHeight w:val="816"/>
+        </w:trPr>
+        <w:tc>
+          <w:tcPr>
+            <w:tcW w:w="2333" w:type="dxa"/>
+            <w:vMerge/>
+          </w:tcPr>
+          <w:p>
+            <w:pPr>
+              <w:pStyle w:val="ListParagraph"/>
+              <w:ind w:left="0"/>
+              <w:jc w:val="center"/>
+              <w:rPr>
+                <w:rFonts w:ascii="Times New Roman" w:hAnsi="Times New Roman" w:cs="Times New Roman"/>
+                <w:color w:val="000000" w:themeColor="text1"/>
+                <w:sz w:val="28"/>
+                <w:szCs w:val="28"/>
+              </w:rPr>
+            </w:pPr>
+          </w:p>
+        </w:tc>
+        <w:tc>
+          <w:tcPr>
+            <w:tcW w:w="2256" w:type="dxa"/>
+            <w:vMerge/>
+          </w:tcPr>
+          <w:p>
+            <w:pPr>
+              <w:pStyle w:val="ListParagraph"/>
+              <w:ind w:left="0"/>
+              <w:jc w:val="center"/>
+              <w:rPr>
+                <w:rFonts w:ascii="Times New Roman" w:hAnsi="Times New Roman" w:cs="Times New Roman"/>
+                <w:color w:val="000000" w:themeColor="text1"/>
+                <w:sz w:val="28"/>
+                <w:szCs w:val="28"/>
+              </w:rPr>
+            </w:pPr>
+          </w:p>
+        </w:tc>
+        <w:tc>
+          <w:tcPr>
+            <w:tcW w:w="2653" w:type="dxa"/>
+            <w:shd w:val="clear" w:color="auto" w:fill="FFFF00"/>
+          </w:tcPr>
+          <w:p>
+            <w:pPr>
+              <w:pStyle w:val="ListParagraph"/>
+              <w:ind w:left="0"/>
+              <w:jc w:val="center"/>
+              <w:rPr>
+                <w:rFonts w:ascii="Times New Roman" w:hAnsi="Times New Roman" w:cs="Times New Roman"/>
+                <w:color w:val="000000" w:themeColor="text1"/>
+                <w:sz w:val="28"/>
+                <w:szCs w:val="28"/>
+              </w:rPr>
+            </w:pPr>
+            <w:r>
+              <w:rPr>
+                <w:rFonts w:ascii="Times New Roman" w:hAnsi="Times New Roman" w:cs="Times New Roman"/>
+                <w:b/>
+                <w:bCs/>
+                <w:i/>
+                <w:iCs/>
+                <w:color w:val="000000" w:themeColor="text1"/>
+                <w:sz w:val="28"/>
+                <w:szCs w:val="28"/>
+              </w:rPr>
+              <w:t>log2</w:t>
+            </w:r>
+          </w:p>
+        </w:tc>
+        <w:tc>
+          <w:tcPr>
+            <w:tcW w:w="4099" w:type="dxa"/>
+            <w:shd w:val="clear" w:color="auto" w:fill="FFFF00"/>
+          </w:tcPr>
+          <w:p>
+            <w:pPr>
+              <w:pStyle w:val="ListParagraph"/>
+              <w:jc w:val="center"/>
+              <w:rPr>
+                <w:rFonts w:ascii="Times New Roman" w:hAnsi="Times New Roman" w:cs="Times New Roman"/>
+                <w:color w:val="000000" w:themeColor="text1"/>
+                <w:sz w:val="28"/>
+                <w:szCs w:val="28"/>
+              </w:rPr>
+            </w:pPr>
+            <w:r>
+              <w:rPr>
+                <w:rFonts w:ascii="Times New Roman" w:hAnsi="Times New Roman" w:cs="Times New Roman"/>
+                <w:color w:val="000000" w:themeColor="text1"/>
+                <w:sz w:val="28"/>
+                <w:szCs w:val="28"/>
+              </w:rPr>
+              <w:t>0.8823829282266997</w:t>
+            </w:r>
+          </w:p>
+          <w:p>
+            <w:pPr>
+              <w:pStyle w:val="ListParagraph"/>
+              <w:ind w:left="0"/>
+              <w:jc w:val="center"/>
+              <w:rPr>
+                <w:rFonts w:ascii="Times New Roman" w:hAnsi="Times New Roman" w:cs="Times New Roman"/>
+                <w:color w:val="000000" w:themeColor="text1"/>
+                <w:sz w:val="28"/>
+                <w:szCs w:val="28"/>
+              </w:rPr>
+            </w:pPr>
+          </w:p>
+        </w:tc>
+      </w:tr>
+      <w:tr>
+        <w:trPr>
+          <w:trHeight w:val="660"/>
+        </w:trPr>
+        <w:tc>
+          <w:tcPr>
+            <w:tcW w:w="2333" w:type="dxa"/>
+            <w:vMerge w:val="restart"/>
+          </w:tcPr>
+          <w:p>
+            <w:pPr>
+              <w:pStyle w:val="ListParagraph"/>
+              <w:ind w:left="0"/>
+              <w:jc w:val="center"/>
+              <w:rPr>
+                <w:rFonts w:ascii="Times New Roman" w:hAnsi="Times New Roman" w:cs="Times New Roman"/>
+                <w:color w:val="000000" w:themeColor="text1"/>
+                <w:sz w:val="28"/>
+                <w:szCs w:val="28"/>
+              </w:rPr>
+            </w:pPr>
+          </w:p>
+          <w:p>
+            <w:pPr>
+              <w:pStyle w:val="ListParagraph"/>
+              <w:ind w:left="0"/>
+              <w:jc w:val="center"/>
+              <w:rPr>
+                <w:rFonts w:ascii="Times New Roman" w:hAnsi="Times New Roman" w:cs="Times New Roman"/>
+                <w:color w:val="000000" w:themeColor="text1"/>
+                <w:sz w:val="28"/>
+                <w:szCs w:val="28"/>
+              </w:rPr>
+            </w:pPr>
+          </w:p>
+          <w:p>
+            <w:pPr>
+              <w:pStyle w:val="ListParagraph"/>
+              <w:ind w:left="0"/>
+              <w:jc w:val="center"/>
+              <w:rPr>
+                <w:rFonts w:ascii="Times New Roman" w:hAnsi="Times New Roman" w:cs="Times New Roman"/>
+                <w:color w:val="000000" w:themeColor="text1"/>
+                <w:sz w:val="28"/>
+                <w:szCs w:val="28"/>
+              </w:rPr>
+            </w:pPr>
+          </w:p>
+          <w:p>
+            <w:pPr>
+              <w:pStyle w:val="ListParagraph"/>
+              <w:ind w:left="0"/>
+              <w:jc w:val="center"/>
+              <w:rPr>
+                <w:rFonts w:ascii="Times New Roman" w:hAnsi="Times New Roman" w:cs="Times New Roman"/>
+                <w:color w:val="000000" w:themeColor="text1"/>
+                <w:sz w:val="28"/>
+                <w:szCs w:val="28"/>
+              </w:rPr>
+            </w:pPr>
+            <w:r>
+              <w:rPr>
+                <w:rFonts w:ascii="Times New Roman" w:hAnsi="Times New Roman" w:cs="Times New Roman"/>
+                <w:b/>
+                <w:bCs/>
+                <w:i/>
+                <w:iCs/>
+                <w:color w:val="000000" w:themeColor="text1"/>
+                <w:sz w:val="28"/>
+                <w:szCs w:val="28"/>
+              </w:rPr>
+              <w:t>quantile</w:t>
+            </w:r>
+          </w:p>
+        </w:tc>
+        <w:tc>
+          <w:tcPr>
+            <w:tcW w:w="2256" w:type="dxa"/>
+            <w:vMerge w:val="restart"/>
+          </w:tcPr>
+          <w:p>
+            <w:pPr>
+              <w:pStyle w:val="ListParagraph"/>
+              <w:ind w:left="0"/>
+              <w:jc w:val="center"/>
+              <w:rPr>
+                <w:rFonts w:ascii="Times New Roman" w:hAnsi="Times New Roman" w:cs="Times New Roman"/>
+                <w:color w:val="000000" w:themeColor="text1"/>
+                <w:sz w:val="28"/>
+                <w:szCs w:val="28"/>
+              </w:rPr>
+            </w:pPr>
+          </w:p>
+          <w:p>
+            <w:pPr>
+              <w:pStyle w:val="ListParagraph"/>
+              <w:ind w:left="0"/>
+              <w:jc w:val="center"/>
+              <w:rPr>
+                <w:rFonts w:ascii="Times New Roman" w:hAnsi="Times New Roman" w:cs="Times New Roman"/>
+                <w:color w:val="000000" w:themeColor="text1"/>
+                <w:sz w:val="28"/>
+                <w:szCs w:val="28"/>
+              </w:rPr>
+            </w:pPr>
+            <w:proofErr w:type="spellStart"/>
+            <w:r>
+              <w:rPr>
+                <w:rFonts w:ascii="Times New Roman" w:hAnsi="Times New Roman" w:cs="Times New Roman"/>
+                <w:b/>
+                <w:bCs/>
+                <w:i/>
+                <w:iCs/>
+                <w:color w:val="000000" w:themeColor="text1"/>
+                <w:sz w:val="28"/>
+                <w:szCs w:val="28"/>
+              </w:rPr>
+              <w:t>friedman_mse</w:t>
+            </w:r>
+            <w:proofErr w:type="spellEnd"/>
+          </w:p>
+        </w:tc>
+        <w:tc>
+          <w:tcPr>
+            <w:tcW w:w="2653" w:type="dxa"/>
+          </w:tcPr>
+          <w:p>
+            <w:pPr>
+              <w:pStyle w:val="ListParagraph"/>
+              <w:ind w:left="0"/>
+              <w:jc w:val="center"/>
+              <w:rPr>
+                <w:rFonts w:ascii="Times New Roman" w:hAnsi="Times New Roman" w:cs="Times New Roman"/>
+                <w:color w:val="000000" w:themeColor="text1"/>
+                <w:sz w:val="28"/>
+                <w:szCs w:val="28"/>
+              </w:rPr>
+            </w:pPr>
+          </w:p>
+          <w:p>
+            <w:pPr>
+              <w:pStyle w:val="ListParagraph"/>
+              <w:ind w:left="0"/>
+              <w:jc w:val="center"/>
+              <w:rPr>
+                <w:rFonts w:ascii="Times New Roman" w:hAnsi="Times New Roman" w:cs="Times New Roman"/>
+                <w:color w:val="000000" w:themeColor="text1"/>
+                <w:sz w:val="28"/>
+                <w:szCs w:val="28"/>
+              </w:rPr>
+            </w:pPr>
+            <w:r>
+              <w:rPr>
+                <w:rFonts w:ascii="Times New Roman" w:hAnsi="Times New Roman" w:cs="Times New Roman"/>
+                <w:b/>
+                <w:bCs/>
+                <w:i/>
+                <w:iCs/>
+                <w:color w:val="000000" w:themeColor="text1"/>
+                <w:sz w:val="28"/>
+                <w:szCs w:val="28"/>
+              </w:rPr>
+              <w:t>sqrt</w:t>
+            </w:r>
+          </w:p>
+        </w:tc>
+        <w:tc>
+          <w:tcPr>
+            <w:tcW w:w="4099" w:type="dxa"/>
+          </w:tcPr>
+          <w:p>
+            <w:pPr>
+              <w:pStyle w:val="ListParagraph"/>
+              <w:ind w:left="0"/>
+              <w:jc w:val="center"/>
+              <w:rPr>
+                <w:rFonts w:ascii="Times New Roman" w:hAnsi="Times New Roman" w:cs="Times New Roman"/>
+                <w:color w:val="000000" w:themeColor="text1"/>
+                <w:sz w:val="28"/>
+                <w:szCs w:val="28"/>
+              </w:rPr>
+            </w:pPr>
+          </w:p>
+          <w:p>
+            <w:pPr>
+              <w:pStyle w:val="ListParagraph"/>
+              <w:jc w:val="center"/>
+              <w:rPr>
+                <w:rFonts w:ascii="Times New Roman" w:hAnsi="Times New Roman" w:cs="Times New Roman"/>
+                <w:color w:val="000000" w:themeColor="text1"/>
+                <w:sz w:val="28"/>
+                <w:szCs w:val="28"/>
+              </w:rPr>
+            </w:pPr>
+            <w:r>
+              <w:rPr>
+                <w:rFonts w:ascii="Times New Roman" w:hAnsi="Times New Roman" w:cs="Times New Roman"/>
+                <w:color w:val="000000" w:themeColor="text1"/>
+                <w:sz w:val="28"/>
+                <w:szCs w:val="28"/>
+              </w:rPr>
+              <w:t>0.5742621105237529</w:t>
+            </w:r>
+          </w:p>
+          <w:p>
+            <w:pPr>
+              <w:pStyle w:val="ListParagraph"/>
+              <w:ind w:left="0"/>
+              <w:jc w:val="center"/>
+              <w:rPr>
+                <w:rFonts w:ascii="Times New Roman" w:hAnsi="Times New Roman" w:cs="Times New Roman"/>
+                <w:color w:val="000000" w:themeColor="text1"/>
+                <w:sz w:val="28"/>
+                <w:szCs w:val="28"/>
+              </w:rPr>
+            </w:pPr>
+          </w:p>
+        </w:tc>
+      </w:tr>
+      <w:tr>
+        <w:trPr>
+          <w:trHeight w:val="480"/>
+        </w:trPr>
+        <w:tc>
+          <w:tcPr>
+            <w:tcW w:w="2333" w:type="dxa"/>
+            <w:vMerge/>
+          </w:tcPr>
+          <w:p>
+            <w:pPr>
+              <w:pStyle w:val="ListParagraph"/>
+              <w:ind w:left="0"/>
+              <w:jc w:val="center"/>
+              <w:rPr>
+                <w:rFonts w:ascii="Times New Roman" w:hAnsi="Times New Roman" w:cs="Times New Roman"/>
+                <w:color w:val="000000" w:themeColor="text1"/>
+                <w:sz w:val="28"/>
+                <w:szCs w:val="28"/>
+              </w:rPr>
+            </w:pPr>
+          </w:p>
+        </w:tc>
+        <w:tc>
+          <w:tcPr>
+            <w:tcW w:w="2256" w:type="dxa"/>
+            <w:vMerge/>
+          </w:tcPr>
+          <w:p>
+            <w:pPr>
+              <w:pStyle w:val="ListParagraph"/>
+              <w:ind w:left="0"/>
+              <w:jc w:val="center"/>
+              <w:rPr>
+                <w:rFonts w:ascii="Times New Roman" w:hAnsi="Times New Roman" w:cs="Times New Roman"/>
+                <w:color w:val="000000" w:themeColor="text1"/>
+                <w:sz w:val="28"/>
+                <w:szCs w:val="28"/>
+              </w:rPr>
+            </w:pPr>
+          </w:p>
+        </w:tc>
+        <w:tc>
+          <w:tcPr>
+            <w:tcW w:w="2653" w:type="dxa"/>
+          </w:tcPr>
+          <w:p>
+            <w:pPr>
+              <w:pStyle w:val="ListParagraph"/>
+              <w:ind w:left="0"/>
+              <w:jc w:val="center"/>
+              <w:rPr>
+                <w:rFonts w:ascii="Times New Roman" w:hAnsi="Times New Roman" w:cs="Times New Roman"/>
+                <w:color w:val="000000" w:themeColor="text1"/>
+                <w:sz w:val="28"/>
+                <w:szCs w:val="28"/>
+              </w:rPr>
+            </w:pPr>
+            <w:r>
+              <w:rPr>
+                <w:rFonts w:ascii="Times New Roman" w:hAnsi="Times New Roman" w:cs="Times New Roman"/>
+                <w:b/>
+                <w:bCs/>
+                <w:i/>
+                <w:iCs/>
+                <w:color w:val="000000" w:themeColor="text1"/>
+                <w:sz w:val="28"/>
+                <w:szCs w:val="28"/>
+              </w:rPr>
+              <w:t>log2</w:t>
+            </w:r>
+          </w:p>
+        </w:tc>
+        <w:tc>
+          <w:tcPr>
+            <w:tcW w:w="4099" w:type="dxa"/>
+          </w:tcPr>
+          <w:p>
+            <w:pPr>
+              <w:pStyle w:val="ListParagraph"/>
+              <w:jc w:val="center"/>
+              <w:rPr>
+                <w:rFonts w:ascii="Times New Roman" w:hAnsi="Times New Roman" w:cs="Times New Roman"/>
+                <w:color w:val="000000" w:themeColor="text1"/>
+                <w:sz w:val="28"/>
+                <w:szCs w:val="28"/>
+              </w:rPr>
+            </w:pPr>
+            <w:r>
+              <w:rPr>
+                <w:rFonts w:ascii="Times New Roman" w:hAnsi="Times New Roman" w:cs="Times New Roman"/>
+                <w:color w:val="000000" w:themeColor="text1"/>
+                <w:sz w:val="28"/>
+                <w:szCs w:val="28"/>
+              </w:rPr>
+              <w:t>0.5733967267951094</w:t>
+            </w:r>
+          </w:p>
+          <w:p>
+            <w:pPr>
+              <w:pStyle w:val="ListParagraph"/>
+              <w:ind w:left="0"/>
+              <w:jc w:val="center"/>
+              <w:rPr>
+                <w:rFonts w:ascii="Times New Roman" w:hAnsi="Times New Roman" w:cs="Times New Roman"/>
+                <w:color w:val="000000" w:themeColor="text1"/>
+                <w:sz w:val="28"/>
+                <w:szCs w:val="28"/>
+              </w:rPr>
+            </w:pPr>
+          </w:p>
+        </w:tc>
+      </w:tr>
+      <w:tr>
+        <w:trPr>
+          <w:trHeight w:val="412"/>
+        </w:trPr>
+        <w:tc>
+          <w:tcPr>
+            <w:tcW w:w="2333" w:type="dxa"/>
+            <w:vMerge/>
+          </w:tcPr>
+          <w:p>
+            <w:pPr>
+              <w:pStyle w:val="ListParagraph"/>
+              <w:ind w:left="0"/>
+              <w:jc w:val="center"/>
+              <w:rPr>
+                <w:rFonts w:ascii="Times New Roman" w:hAnsi="Times New Roman" w:cs="Times New Roman"/>
+                <w:color w:val="000000" w:themeColor="text1"/>
+                <w:sz w:val="28"/>
+                <w:szCs w:val="28"/>
+              </w:rPr>
+            </w:pPr>
+          </w:p>
+        </w:tc>
+        <w:tc>
+          <w:tcPr>
+            <w:tcW w:w="2256" w:type="dxa"/>
+            <w:vMerge w:val="restart"/>
+          </w:tcPr>
+          <w:p>
+            <w:pPr>
+              <w:pStyle w:val="ListParagraph"/>
+              <w:ind w:left="0"/>
+              <w:jc w:val="center"/>
+              <w:rPr>
+                <w:rFonts w:ascii="Times New Roman" w:hAnsi="Times New Roman" w:cs="Times New Roman"/>
+                <w:color w:val="000000" w:themeColor="text1"/>
+                <w:sz w:val="28"/>
+                <w:szCs w:val="28"/>
+              </w:rPr>
+            </w:pPr>
+          </w:p>
+          <w:p>
+            <w:pPr>
+              <w:pStyle w:val="ListParagraph"/>
+              <w:ind w:left="0"/>
+              <w:jc w:val="center"/>
+              <w:rPr>
+                <w:rFonts w:ascii="Times New Roman" w:hAnsi="Times New Roman" w:cs="Times New Roman"/>
+                <w:color w:val="000000" w:themeColor="text1"/>
+                <w:sz w:val="28"/>
+                <w:szCs w:val="28"/>
+              </w:rPr>
+            </w:pPr>
+            <w:proofErr w:type="spellStart"/>
+            <w:r>
+              <w:rPr>
+                <w:rFonts w:ascii="Times New Roman" w:hAnsi="Times New Roman" w:cs="Times New Roman"/>
+                <w:b/>
+                <w:bCs/>
+                <w:i/>
+                <w:iCs/>
+                <w:color w:val="000000" w:themeColor="text1"/>
+                <w:sz w:val="28"/>
+                <w:szCs w:val="28"/>
+              </w:rPr>
+              <w:t>squared_error</w:t>
+            </w:r>
+            <w:proofErr w:type="spellEnd"/>
+          </w:p>
+        </w:tc>
+        <w:tc>
+          <w:tcPr>
+            <w:tcW w:w="2653" w:type="dxa"/>
+          </w:tcPr>
+          <w:p>
+            <w:pPr>
+              <w:pStyle w:val="ListParagraph"/>
+              <w:ind w:left="0"/>
+              <w:jc w:val="center"/>
+              <w:rPr>
+                <w:rFonts w:ascii="Times New Roman" w:hAnsi="Times New Roman" w:cs="Times New Roman"/>
+                <w:color w:val="000000" w:themeColor="text1"/>
+                <w:sz w:val="28"/>
+                <w:szCs w:val="28"/>
+              </w:rPr>
+            </w:pPr>
+            <w:r>
+              <w:rPr>
+                <w:rFonts w:ascii="Times New Roman" w:hAnsi="Times New Roman" w:cs="Times New Roman"/>
+                <w:b/>
+                <w:bCs/>
+                <w:i/>
+                <w:iCs/>
+                <w:color w:val="000000" w:themeColor="text1"/>
+                <w:sz w:val="28"/>
+                <w:szCs w:val="28"/>
+              </w:rPr>
+              <w:t>sqrt</w:t>
+            </w:r>
+          </w:p>
+        </w:tc>
+        <w:tc>
+          <w:tcPr>
+            <w:tcW w:w="4099" w:type="dxa"/>
+          </w:tcPr>
+          <w:p>
+            <w:pPr>
+              <w:pStyle w:val="ListParagraph"/>
+              <w:jc w:val="center"/>
+              <w:rPr>
+                <w:rFonts w:ascii="Times New Roman" w:hAnsi="Times New Roman" w:cs="Times New Roman"/>
+                <w:color w:val="000000" w:themeColor="text1"/>
+                <w:sz w:val="28"/>
+                <w:szCs w:val="28"/>
+              </w:rPr>
+            </w:pPr>
+            <w:r>
+              <w:rPr>
+                <w:rFonts w:ascii="Times New Roman" w:hAnsi="Times New Roman" w:cs="Times New Roman"/>
+                <w:color w:val="000000" w:themeColor="text1"/>
+                <w:sz w:val="28"/>
+                <w:szCs w:val="28"/>
+              </w:rPr>
+              <w:t>0.505365262267021</w:t>
+            </w:r>
+          </w:p>
+          <w:p>
+            <w:pPr>
+              <w:pStyle w:val="ListParagraph"/>
+              <w:ind w:left="0"/>
+              <w:jc w:val="center"/>
+              <w:rPr>
+                <w:rFonts w:ascii="Times New Roman" w:hAnsi="Times New Roman" w:cs="Times New Roman"/>
+                <w:color w:val="000000" w:themeColor="text1"/>
+                <w:sz w:val="28"/>
+                <w:szCs w:val="28"/>
+              </w:rPr>
+            </w:pPr>
+          </w:p>
+        </w:tc>
+      </w:tr>
+      <w:tr>
+        <w:trPr>
+          <w:trHeight w:val="456"/>
+        </w:trPr>
+        <w:tc>
+          <w:tcPr>
+            <w:tcW w:w="2333" w:type="dxa"/>
+            <w:vMerge/>
+          </w:tcPr>
+          <w:p>
+            <w:pPr>
+              <w:pStyle w:val="ListParagraph"/>
+              <w:ind w:left="0"/>
+              <w:jc w:val="center"/>
+              <w:rPr>
+                <w:rFonts w:ascii="Times New Roman" w:hAnsi="Times New Roman" w:cs="Times New Roman"/>
+                <w:color w:val="000000" w:themeColor="text1"/>
+                <w:sz w:val="28"/>
+                <w:szCs w:val="28"/>
+              </w:rPr>
+            </w:pPr>
+          </w:p>
+        </w:tc>
+        <w:tc>
+          <w:tcPr>
+            <w:tcW w:w="2256" w:type="dxa"/>
+            <w:vMerge/>
+          </w:tcPr>
+          <w:p>
+            <w:pPr>
+              <w:pStyle w:val="ListParagraph"/>
+              <w:ind w:left="0"/>
+              <w:jc w:val="center"/>
+              <w:rPr>
+                <w:rFonts w:ascii="Times New Roman" w:hAnsi="Times New Roman" w:cs="Times New Roman"/>
+                <w:color w:val="000000" w:themeColor="text1"/>
+                <w:sz w:val="28"/>
+                <w:szCs w:val="28"/>
+              </w:rPr>
+            </w:pPr>
+          </w:p>
+        </w:tc>
+        <w:tc>
+          <w:tcPr>
+            <w:tcW w:w="2653" w:type="dxa"/>
+          </w:tcPr>
+          <w:p>
+            <w:pPr>
+              <w:pStyle w:val="ListParagraph"/>
+              <w:ind w:left="0"/>
+              <w:jc w:val="center"/>
+              <w:rPr>
+                <w:rFonts w:ascii="Times New Roman" w:hAnsi="Times New Roman" w:cs="Times New Roman"/>
+                <w:color w:val="000000" w:themeColor="text1"/>
+                <w:sz w:val="28"/>
+                <w:szCs w:val="28"/>
+              </w:rPr>
+            </w:pPr>
+            <w:r>
+              <w:rPr>
+                <w:rFonts w:ascii="Times New Roman" w:hAnsi="Times New Roman" w:cs="Times New Roman"/>
+                <w:b/>
+                <w:bCs/>
+                <w:i/>
+                <w:iCs/>
+                <w:color w:val="000000" w:themeColor="text1"/>
+                <w:sz w:val="28"/>
+                <w:szCs w:val="28"/>
+              </w:rPr>
+              <w:t>log2</w:t>
+            </w:r>
+          </w:p>
+        </w:tc>
+        <w:tc>
+          <w:tcPr>
+            <w:tcW w:w="4099" w:type="dxa"/>
+          </w:tcPr>
+          <w:p>
+            <w:pPr>
+              <w:pStyle w:val="ListParagraph"/>
+              <w:jc w:val="center"/>
+              <w:rPr>
+                <w:rFonts w:ascii="Times New Roman" w:hAnsi="Times New Roman" w:cs="Times New Roman"/>
+                <w:color w:val="000000" w:themeColor="text1"/>
+                <w:sz w:val="28"/>
+                <w:szCs w:val="28"/>
+              </w:rPr>
+            </w:pPr>
+            <w:r>
+              <w:rPr>
+                <w:rFonts w:ascii="Times New Roman" w:hAnsi="Times New Roman" w:cs="Times New Roman"/>
+                <w:color w:val="000000" w:themeColor="text1"/>
+                <w:sz w:val="28"/>
+                <w:szCs w:val="28"/>
+              </w:rPr>
+              <w:t>0.5563178223000813</w:t>
+            </w:r>
+          </w:p>
+          <w:p>
+            <w:pPr>
+              <w:pStyle w:val="ListParagraph"/>
+              <w:ind w:left="0"/>
+              <w:jc w:val="center"/>
+              <w:rPr>
+                <w:rFonts w:ascii="Times New Roman" w:hAnsi="Times New Roman" w:cs="Times New Roman"/>
+                <w:color w:val="000000" w:themeColor="text1"/>
+                <w:sz w:val="28"/>
+                <w:szCs w:val="28"/>
+              </w:rPr>
+            </w:pPr>
+          </w:p>
+        </w:tc>
+      </w:tr>
+    </w:tbl>
+    <w:p>
+      <w:pPr>
+        <w:rPr>
+          <w:rFonts w:ascii="Times New Roman" w:hAnsi="Times New Roman" w:cs="Times New Roman"/>
+          <w:b/>
+          <w:bCs/>
+          <w:color w:val="0070C0"/>
+          <w:sz w:val="28"/>
+          <w:szCs w:val="28"/>
+        </w:rPr>
+      </w:pPr>
+    </w:p>
+    <w:p>
+      <w:pPr>
+        <w:pStyle w:val="ListParagraph"/>
+        <w:numPr>
+          <w:ilvl w:val="0"/>
+          <w:numId w:val="5"/>
+        </w:numPr>
+        <w:rPr>
+          <w:rFonts w:ascii="Times New Roman" w:hAnsi="Times New Roman" w:cs="Times New Roman"/>
+          <w:b/>
+          <w:bCs/>
+          <w:color w:val="0070C0"/>
+          <w:sz w:val="28"/>
+          <w:szCs w:val="28"/>
+        </w:rPr>
+      </w:pPr>
+      <w:r>
+        <w:rPr>
+          <w:rFonts w:ascii="Times New Roman" w:hAnsi="Times New Roman" w:cs="Times New Roman"/>
+          <w:b/>
+          <w:bCs/>
+          <w:color w:val="0070C0"/>
+          <w:sz w:val="28"/>
+          <w:szCs w:val="28"/>
+        </w:rPr>
+        <w:t>ADA BOOST:</w:t>
+      </w:r>
+    </w:p>
+    <w:p>
+      <w:pPr>
+        <w:rPr>
+          <w:rFonts w:ascii="Times New Roman" w:hAnsi="Times New Roman" w:cs="Times New Roman"/>
+          <w:b/>
+          <w:bCs/>
+          <w:color w:val="000000" w:themeColor="text1"/>
+          <w:sz w:val="28"/>
+          <w:szCs w:val="28"/>
+        </w:rPr>
+      </w:pPr>
+      <w:r>
+        <w:rPr>
+          <w:rFonts w:ascii="Times New Roman" w:hAnsi="Times New Roman" w:cs="Times New Roman"/>
+          <w:b/>
+          <w:bCs/>
+          <w:color w:val="000000" w:themeColor="text1"/>
+          <w:sz w:val="28"/>
+          <w:szCs w:val="28"/>
+        </w:rPr>
+        <w:t>L</w:t>
+      </w:r>
+      <w:r>
+        <w:rPr>
+          <w:rFonts w:ascii="Times New Roman" w:hAnsi="Times New Roman" w:cs="Times New Roman"/>
+          <w:b/>
+          <w:bCs/>
+          <w:color w:val="000000" w:themeColor="text1"/>
+          <w:sz w:val="28"/>
+          <w:szCs w:val="28"/>
+        </w:rPr>
+        <w:t>oss</w:t>
+      </w:r>
+      <w:r>
+        <w:rPr>
+          <w:rFonts w:ascii="Times New Roman" w:hAnsi="Times New Roman" w:cs="Times New Roman"/>
+          <w:b/>
+          <w:bCs/>
+          <w:color w:val="000000" w:themeColor="text1"/>
+          <w:sz w:val="28"/>
+          <w:szCs w:val="28"/>
+        </w:rPr>
+        <w:t>:</w:t>
+      </w:r>
+    </w:p>
+    <w:p>
+      <w:pPr>
+        <w:pStyle w:val="ListParagraph"/>
+        <w:numPr>
+          <w:ilvl w:val="0"/>
+          <w:numId w:val="8"/>
+        </w:numPr>
+        <w:rPr>
+          <w:rFonts w:ascii="Times New Roman" w:hAnsi="Times New Roman" w:cs="Times New Roman"/>
+          <w:color w:val="000000" w:themeColor="text1"/>
+          <w:sz w:val="28"/>
+          <w:szCs w:val="28"/>
+        </w:rPr>
+      </w:pPr>
+      <w:r>
+        <w:rPr>
+          <w:rFonts w:ascii="Times New Roman" w:hAnsi="Times New Roman" w:cs="Times New Roman"/>
+          <w:b/>
+          <w:bCs/>
+          <w:i/>
+          <w:iCs/>
+          <w:color w:val="000000" w:themeColor="text1"/>
+          <w:sz w:val="28"/>
+          <w:szCs w:val="28"/>
+        </w:rPr>
+        <w:t>‘</w:t>
+      </w:r>
+      <w:r>
+        <w:rPr>
+          <w:rFonts w:ascii="Times New Roman" w:hAnsi="Times New Roman" w:cs="Times New Roman"/>
+          <w:b/>
+          <w:bCs/>
+          <w:i/>
+          <w:iCs/>
+          <w:color w:val="000000" w:themeColor="text1"/>
+          <w:sz w:val="28"/>
+          <w:szCs w:val="28"/>
+          <w:shd w:val="clear" w:color="auto" w:fill="FFFF00"/>
+        </w:rPr>
+        <w:t>linear’</w:t>
+      </w:r>
+      <w:r>
+        <w:rPr>
+          <w:rFonts w:ascii="Times New Roman" w:hAnsi="Times New Roman" w:cs="Times New Roman"/>
+          <w:b/>
+          <w:bCs/>
+          <w:i/>
+          <w:iCs/>
+          <w:color w:val="000000" w:themeColor="text1"/>
+          <w:sz w:val="28"/>
+          <w:szCs w:val="28"/>
+          <w:shd w:val="clear" w:color="auto" w:fill="FFFF00"/>
+        </w:rPr>
+        <w:t>:</w:t>
+      </w:r>
+      <w:r>
+        <w:rPr>
+          <w:rFonts w:ascii="Times New Roman" w:hAnsi="Times New Roman" w:cs="Times New Roman"/>
+          <w:color w:val="000000" w:themeColor="text1"/>
+          <w:sz w:val="28"/>
+          <w:szCs w:val="28"/>
+          <w:shd w:val="clear" w:color="auto" w:fill="FFFF00"/>
+        </w:rPr>
+        <w:t xml:space="preserve"> </w:t>
+      </w:r>
+      <w:r>
+        <w:rPr>
+          <w:rFonts w:ascii="Times New Roman" w:hAnsi="Times New Roman" w:cs="Times New Roman"/>
+          <w:color w:val="000000" w:themeColor="text1"/>
+          <w:sz w:val="28"/>
+          <w:szCs w:val="28"/>
+          <w:shd w:val="clear" w:color="auto" w:fill="FFFF00"/>
+        </w:rPr>
+        <w:t>0.8309810978431234</w:t>
+      </w:r>
+    </w:p>
+    <w:p>
+      <w:pPr>
+        <w:pStyle w:val="ListParagraph"/>
+        <w:numPr>
+          <w:ilvl w:val="0"/>
+          <w:numId w:val="8"/>
+        </w:numPr>
+        <w:rPr>
+          <w:rFonts w:ascii="Times New Roman" w:hAnsi="Times New Roman" w:cs="Times New Roman"/>
+          <w:b/>
+          <w:bCs/>
+          <w:i/>
+          <w:iCs/>
+          <w:color w:val="000000" w:themeColor="text1"/>
+          <w:sz w:val="28"/>
+          <w:szCs w:val="28"/>
+        </w:rPr>
+      </w:pPr>
+      <w:r>
+        <w:rPr>
+          <w:rFonts w:ascii="Times New Roman" w:hAnsi="Times New Roman" w:cs="Times New Roman"/>
+          <w:b/>
+          <w:bCs/>
+          <w:i/>
+          <w:iCs/>
+          <w:color w:val="000000" w:themeColor="text1"/>
+          <w:sz w:val="28"/>
+          <w:szCs w:val="28"/>
+        </w:rPr>
+        <w:t>‘square’</w:t>
+      </w:r>
+      <w:r>
+        <w:rPr>
+          <w:rFonts w:ascii="Times New Roman" w:hAnsi="Times New Roman" w:cs="Times New Roman"/>
+          <w:b/>
+          <w:bCs/>
+          <w:i/>
+          <w:iCs/>
+          <w:color w:val="000000" w:themeColor="text1"/>
+          <w:sz w:val="28"/>
+          <w:szCs w:val="28"/>
+        </w:rPr>
+        <w:t>:</w:t>
+      </w:r>
+      <w:r>
+        <w:rPr>
+          <w:rFonts w:ascii="Times New Roman" w:hAnsi="Times New Roman" w:cs="Times New Roman"/>
+          <w:b/>
+          <w:bCs/>
+          <w:i/>
+          <w:iCs/>
+          <w:color w:val="000000" w:themeColor="text1"/>
+          <w:sz w:val="28"/>
+          <w:szCs w:val="28"/>
+        </w:rPr>
+        <w:t xml:space="preserve"> </w:t>
+      </w:r>
+      <w:r>
+        <w:rPr>
+          <w:rFonts w:ascii="Times New Roman" w:hAnsi="Times New Roman" w:cs="Times New Roman"/>
+          <w:color w:val="000000" w:themeColor="text1"/>
+          <w:sz w:val="28"/>
+          <w:szCs w:val="28"/>
+        </w:rPr>
+        <w:t>0.18942393518451495</w:t>
+      </w:r>
+    </w:p>
+    <w:p>
+      <w:pPr>
+        <w:pStyle w:val="ListParagraph"/>
+        <w:numPr>
+          <w:ilvl w:val="0"/>
+          <w:numId w:val="8"/>
+        </w:numPr>
+        <w:rPr>
+          <w:rFonts w:ascii="Times New Roman" w:hAnsi="Times New Roman" w:cs="Times New Roman"/>
+          <w:b/>
+          <w:bCs/>
+          <w:i/>
+          <w:iCs/>
+          <w:color w:val="000000" w:themeColor="text1"/>
+          <w:sz w:val="28"/>
+          <w:szCs w:val="28"/>
+        </w:rPr>
+      </w:pPr>
+      <w:r>
+        <w:rPr>
+          <w:rFonts w:ascii="Times New Roman" w:hAnsi="Times New Roman" w:cs="Times New Roman"/>
+          <w:b/>
+          <w:bCs/>
+          <w:i/>
+          <w:iCs/>
+          <w:color w:val="000000" w:themeColor="text1"/>
+          <w:sz w:val="28"/>
+          <w:szCs w:val="28"/>
+        </w:rPr>
+        <w:t>‘exponential’</w:t>
+      </w:r>
+      <w:r>
+        <w:rPr>
+          <w:rFonts w:ascii="Times New Roman" w:hAnsi="Times New Roman" w:cs="Times New Roman"/>
+          <w:b/>
+          <w:bCs/>
+          <w:i/>
+          <w:iCs/>
+          <w:color w:val="000000" w:themeColor="text1"/>
+          <w:sz w:val="28"/>
+          <w:szCs w:val="28"/>
+        </w:rPr>
+        <w:t>:</w:t>
+      </w:r>
+      <w:r>
+        <w:rPr>
+          <w:rFonts w:ascii="Consolas" w:eastAsia="Times New Roman" w:hAnsi="Consolas" w:cs="Courier New"/>
+          <w:kern w:val="0"/>
+          <w:sz w:val="20"/>
+          <w:szCs w:val="20"/>
+          <w:lang w:eastAsia="en-IN"/>
+          <w14:ligatures w14:val="none"/>
+        </w:rPr>
+        <w:t xml:space="preserve"> </w:t>
+      </w:r>
+      <w:r>
+        <w:rPr>
+          <w:rFonts w:ascii="Times New Roman" w:hAnsi="Times New Roman" w:cs="Times New Roman"/>
+          <w:color w:val="000000" w:themeColor="text1"/>
+          <w:sz w:val="28"/>
+          <w:szCs w:val="28"/>
+        </w:rPr>
+        <w:t>0.2613560332554036</w:t>
+      </w:r>
+    </w:p>
+    <w:p>
+      <w:pPr>
+        <w:pStyle w:val="ListParagraph"/>
+        <w:rPr>
+          <w:rFonts w:ascii="Times New Roman" w:hAnsi="Times New Roman" w:cs="Times New Roman"/>
+          <w:b/>
+          <w:bCs/>
+          <w:color w:val="000000" w:themeColor="text1"/>
+          <w:sz w:val="28"/>
+          <w:szCs w:val="28"/>
+        </w:rPr>
+      </w:pPr>
+    </w:p>
+    <w:p>
+      <w:pPr>
+        <w:pStyle w:val="ListParagraph"/>
+        <w:rPr>
+          <w:rFonts w:ascii="Times New Roman" w:hAnsi="Times New Roman" w:cs="Times New Roman"/>
+          <w:b/>
+          <w:bCs/>
+          <w:color w:val="0070C0"/>
           <w:sz w:val="28"/>
           <w:szCs w:val="28"/>
         </w:rPr>
@@ -6896,6 +9377,92 @@
 <file path=word/numbering.xml><?xml version="1.0" encoding="utf-8"?>
 <w:numbering xmlns:wpc="http://schemas.microsoft.com/office/word/2010/wordprocessingCanvas" xmlns:cx="http://schemas.microsoft.com/office/drawing/2014/chartex" xmlns:cx1="http://schemas.microsoft.com/office/drawing/2015/9/8/chartex" xmlns:cx2="http://schemas.microsoft.com/office/drawing/2015/10/21/chartex" xmlns:cx3="http://schemas.microsoft.com/office/drawing/2016/5/9/chartex" xmlns:cx4="http://schemas.microsoft.com/office/drawing/2016/5/10/chartex" xmlns:cx5="http://schemas.microsoft.com/office/drawing/2016/5/11/chartex" xmlns:cx6="http://schemas.microsoft.com/office/drawing/2016/5/12/chartex" xmlns:cx7="http://schemas.microsoft.com/office/drawing/2016/5/13/chartex" xmlns:cx8="http://schemas.microsoft.com/office/drawing/2016/5/14/chartex" xmlns:mc="http://schemas.openxmlformats.org/markup-compatibility/2006" xmlns:aink="http://schemas.microsoft.com/office/drawing/2016/ink" xmlns:am3d="http://schemas.microsoft.com/office/drawing/2017/model3d" xmlns:o="urn:schemas-microsoft-com:office:office" xmlns:oel="http://schemas.microsoft.com/office/2019/extlst" xmlns:r="http://schemas.openxmlformats.org/officeDocument/2006/relationships" xmlns:m="http://schemas.openxmlformats.org/officeDocument/2006/math" xmlns:v="urn:schemas-microsoft-com:vml" xmlns:wp14="http://schemas.microsoft.com/office/word/2010/wordprocessingDrawing" xmlns:wp="http://schemas.openxmlformats.org/drawingml/2006/wordprocessingDrawing" xmlns:w10="urn:schemas-microsoft-com:office:word" xmlns:w="http://schemas.openxmlformats.org/wordprocessingml/2006/main" xmlns:w14="http://schemas.microsoft.com/office/word/2010/wordml" xmlns:w15="http://schemas.microsoft.com/office/word/2012/wordml" xmlns:w16cex="http://schemas.microsoft.com/office/word/2018/wordml/cex" xmlns:w16cid="http://schemas.microsoft.com/office/word/2016/wordml/cid" xmlns:w16="http://schemas.microsoft.com/office/word/2018/wordml" xmlns:w16du="http://schemas.microsoft.com/office/word/2023/wordml/word16du" xmlns:w16sdtdh="http://schemas.microsoft.com/office/word/2020/wordml/sdtdatahash" xmlns:w16sdtfl="http://schemas.microsoft.com/office/word/2024/wordml/sdtformatlock" xmlns:w16se="http://schemas.microsoft.com/office/word/2015/wordml/symex" xmlns:wpg="http://schemas.microsoft.com/office/word/2010/wordprocessingGroup" xmlns:wpi="http://schemas.microsoft.com/office/word/2010/wordprocessingInk" xmlns:wne="http://schemas.microsoft.com/office/word/2006/wordml" xmlns:wps="http://schemas.microsoft.com/office/word/2010/wordprocessingShape" mc:Ignorable="w14 w15 w16se w16cid w16 w16cex w16sdtdh w16sdtfl w16du wp14">
   <w:abstractNum w:abstractNumId="0" w15:restartNumberingAfterBreak="0">
+    <w:nsid w:val="0F572D83"/>
+    <w:multiLevelType w:val="hybridMultilevel"/>
+    <w:tmpl w:val="5E567A74"/>
+    <w:lvl w:ilvl="0" w:tplc="4009000F">
+      <w:start w:val="1"/>
+      <w:numFmt w:val="decimal"/>
+      <w:lvlText w:val="%1."/>
+      <w:lvlJc w:val="left"/>
+      <w:pPr>
+        <w:ind w:left="1440" w:hanging="360"/>
+      </w:pPr>
+    </w:lvl>
+    <w:lvl w:ilvl="1" w:tplc="40090019" w:tentative="1">
+      <w:start w:val="1"/>
+      <w:numFmt w:val="lowerLetter"/>
+      <w:lvlText w:val="%2."/>
+      <w:lvlJc w:val="left"/>
+      <w:pPr>
+        <w:ind w:left="2160" w:hanging="360"/>
+      </w:pPr>
+    </w:lvl>
+    <w:lvl w:ilvl="2" w:tplc="4009001B" w:tentative="1">
+      <w:start w:val="1"/>
+      <w:numFmt w:val="lowerRoman"/>
+      <w:lvlText w:val="%3."/>
+      <w:lvlJc w:val="right"/>
+      <w:pPr>
+        <w:ind w:left="2880" w:hanging="180"/>
+      </w:pPr>
+    </w:lvl>
+    <w:lvl w:ilvl="3" w:tplc="4009000F" w:tentative="1">
+      <w:start w:val="1"/>
+      <w:numFmt w:val="decimal"/>
+      <w:lvlText w:val="%4."/>
+      <w:lvlJc w:val="left"/>
+      <w:pPr>
+        <w:ind w:left="3600" w:hanging="360"/>
+      </w:pPr>
+    </w:lvl>
+    <w:lvl w:ilvl="4" w:tplc="40090019" w:tentative="1">
+      <w:start w:val="1"/>
+      <w:numFmt w:val="lowerLetter"/>
+      <w:lvlText w:val="%5."/>
+      <w:lvlJc w:val="left"/>
+      <w:pPr>
+        <w:ind w:left="4320" w:hanging="360"/>
+      </w:pPr>
+    </w:lvl>
+    <w:lvl w:ilvl="5" w:tplc="4009001B" w:tentative="1">
+      <w:start w:val="1"/>
+      <w:numFmt w:val="lowerRoman"/>
+      <w:lvlText w:val="%6."/>
+      <w:lvlJc w:val="right"/>
+      <w:pPr>
+        <w:ind w:left="5040" w:hanging="180"/>
+      </w:pPr>
+    </w:lvl>
+    <w:lvl w:ilvl="6" w:tplc="4009000F" w:tentative="1">
+      <w:start w:val="1"/>
+      <w:numFmt w:val="decimal"/>
+      <w:lvlText w:val="%7."/>
+      <w:lvlJc w:val="left"/>
+      <w:pPr>
+        <w:ind w:left="5760" w:hanging="360"/>
+      </w:pPr>
+    </w:lvl>
+    <w:lvl w:ilvl="7" w:tplc="40090019" w:tentative="1">
+      <w:start w:val="1"/>
+      <w:numFmt w:val="lowerLetter"/>
+      <w:lvlText w:val="%8."/>
+      <w:lvlJc w:val="left"/>
+      <w:pPr>
+        <w:ind w:left="6480" w:hanging="360"/>
+      </w:pPr>
+    </w:lvl>
+    <w:lvl w:ilvl="8" w:tplc="4009001B" w:tentative="1">
+      <w:start w:val="1"/>
+      <w:numFmt w:val="lowerRoman"/>
+      <w:lvlText w:val="%9."/>
+      <w:lvlJc w:val="right"/>
+      <w:pPr>
+        <w:ind w:left="7200" w:hanging="180"/>
+      </w:pPr>
+    </w:lvl>
+  </w:abstractNum>
+  <w:abstractNum w:abstractNumId="1" w15:restartNumberingAfterBreak="0">
     <w:nsid w:val="1B461048"/>
     <w:multiLevelType w:val="hybridMultilevel"/>
     <w:tmpl w:val="1E2CFE90"/>
@@ -6984,7 +9551,7 @@
       </w:pPr>
     </w:lvl>
   </w:abstractNum>
-  <w:abstractNum w:abstractNumId="1" w15:restartNumberingAfterBreak="0">
+  <w:abstractNum w:abstractNumId="2" w15:restartNumberingAfterBreak="0">
     <w:nsid w:val="228154F5"/>
     <w:multiLevelType w:val="hybridMultilevel"/>
     <w:tmpl w:val="1856FAB8"/>
@@ -7097,7 +9664,7 @@
       </w:rPr>
     </w:lvl>
   </w:abstractNum>
-  <w:abstractNum w:abstractNumId="2" w15:restartNumberingAfterBreak="0">
+  <w:abstractNum w:abstractNumId="3" w15:restartNumberingAfterBreak="0">
     <w:nsid w:val="22ED1358"/>
     <w:multiLevelType w:val="hybridMultilevel"/>
     <w:tmpl w:val="1F009722"/>
@@ -7210,10 +9777,100 @@
       </w:rPr>
     </w:lvl>
   </w:abstractNum>
-  <w:abstractNum w:abstractNumId="3" w15:restartNumberingAfterBreak="0">
+  <w:abstractNum w:abstractNumId="4" w15:restartNumberingAfterBreak="0">
+    <w:nsid w:val="235B1DE4"/>
+    <w:multiLevelType w:val="hybridMultilevel"/>
+    <w:tmpl w:val="1D84BB40"/>
+    <w:lvl w:ilvl="0" w:tplc="AE741508">
+      <w:start w:val="1"/>
+      <w:numFmt w:val="decimal"/>
+      <w:lvlText w:val="%1."/>
+      <w:lvlJc w:val="left"/>
+      <w:pPr>
+        <w:ind w:left="720" w:hanging="360"/>
+      </w:pPr>
+      <w:rPr>
+        <w:rFonts w:hint="default"/>
+        <w:i/>
+      </w:rPr>
+    </w:lvl>
+    <w:lvl w:ilvl="1" w:tplc="40090019" w:tentative="1">
+      <w:start w:val="1"/>
+      <w:numFmt w:val="lowerLetter"/>
+      <w:lvlText w:val="%2."/>
+      <w:lvlJc w:val="left"/>
+      <w:pPr>
+        <w:ind w:left="1440" w:hanging="360"/>
+      </w:pPr>
+    </w:lvl>
+    <w:lvl w:ilvl="2" w:tplc="4009001B" w:tentative="1">
+      <w:start w:val="1"/>
+      <w:numFmt w:val="lowerRoman"/>
+      <w:lvlText w:val="%3."/>
+      <w:lvlJc w:val="right"/>
+      <w:pPr>
+        <w:ind w:left="2160" w:hanging="180"/>
+      </w:pPr>
+    </w:lvl>
+    <w:lvl w:ilvl="3" w:tplc="4009000F" w:tentative="1">
+      <w:start w:val="1"/>
+      <w:numFmt w:val="decimal"/>
+      <w:lvlText w:val="%4."/>
+      <w:lvlJc w:val="left"/>
+      <w:pPr>
+        <w:ind w:left="2880" w:hanging="360"/>
+      </w:pPr>
+    </w:lvl>
+    <w:lvl w:ilvl="4" w:tplc="40090019" w:tentative="1">
+      <w:start w:val="1"/>
+      <w:numFmt w:val="lowerLetter"/>
+      <w:lvlText w:val="%5."/>
+      <w:lvlJc w:val="left"/>
+      <w:pPr>
+        <w:ind w:left="3600" w:hanging="360"/>
+      </w:pPr>
+    </w:lvl>
+    <w:lvl w:ilvl="5" w:tplc="4009001B" w:tentative="1">
+      <w:start w:val="1"/>
+      <w:numFmt w:val="lowerRoman"/>
+      <w:lvlText w:val="%6."/>
+      <w:lvlJc w:val="right"/>
+      <w:pPr>
+        <w:ind w:left="4320" w:hanging="180"/>
+      </w:pPr>
+    </w:lvl>
+    <w:lvl w:ilvl="6" w:tplc="4009000F" w:tentative="1">
+      <w:start w:val="1"/>
+      <w:numFmt w:val="decimal"/>
+      <w:lvlText w:val="%7."/>
+      <w:lvlJc w:val="left"/>
+      <w:pPr>
+        <w:ind w:left="5040" w:hanging="360"/>
+      </w:pPr>
+    </w:lvl>
+    <w:lvl w:ilvl="7" w:tplc="40090019" w:tentative="1">
+      <w:start w:val="1"/>
+      <w:numFmt w:val="lowerLetter"/>
+      <w:lvlText w:val="%8."/>
+      <w:lvlJc w:val="left"/>
+      <w:pPr>
+        <w:ind w:left="5760" w:hanging="360"/>
+      </w:pPr>
+    </w:lvl>
+    <w:lvl w:ilvl="8" w:tplc="4009001B" w:tentative="1">
+      <w:start w:val="1"/>
+      <w:numFmt w:val="lowerRoman"/>
+      <w:lvlText w:val="%9."/>
+      <w:lvlJc w:val="right"/>
+      <w:pPr>
+        <w:ind w:left="6480" w:hanging="180"/>
+      </w:pPr>
+    </w:lvl>
+  </w:abstractNum>
+  <w:abstractNum w:abstractNumId="5" w15:restartNumberingAfterBreak="0">
     <w:nsid w:val="3DB219DC"/>
     <w:multiLevelType w:val="hybridMultilevel"/>
-    <w:tmpl w:val="32F8BA5C"/>
+    <w:tmpl w:val="66ECF592"/>
     <w:lvl w:ilvl="0" w:tplc="4009000B">
       <w:start w:val="1"/>
       <w:numFmt w:val="bullet"/>
@@ -7323,7 +9980,7 @@
       </w:rPr>
     </w:lvl>
   </w:abstractNum>
-  <w:abstractNum w:abstractNumId="4" w15:restartNumberingAfterBreak="0">
+  <w:abstractNum w:abstractNumId="6" w15:restartNumberingAfterBreak="0">
     <w:nsid w:val="778A3DD0"/>
     <w:multiLevelType w:val="hybridMultilevel"/>
     <w:tmpl w:val="1B001158"/>
@@ -7436,7 +10093,7 @@
       </w:rPr>
     </w:lvl>
   </w:abstractNum>
-  <w:abstractNum w:abstractNumId="5" w15:restartNumberingAfterBreak="0">
+  <w:abstractNum w:abstractNumId="7" w15:restartNumberingAfterBreak="0">
     <w:nsid w:val="79271D08"/>
     <w:multiLevelType w:val="hybridMultilevel"/>
     <w:tmpl w:val="0AE2CE5E"/>
@@ -7550,21 +10207,27 @@
     </w:lvl>
   </w:abstractNum>
   <w:num w:numId="1" w16cid:durableId="320157717">
+    <w:abstractNumId w:val="1"/>
+  </w:num>
+  <w:num w:numId="2" w16cid:durableId="1300576156">
+    <w:abstractNumId w:val="3"/>
+  </w:num>
+  <w:num w:numId="3" w16cid:durableId="521475773">
+    <w:abstractNumId w:val="7"/>
+  </w:num>
+  <w:num w:numId="4" w16cid:durableId="835803846">
+    <w:abstractNumId w:val="2"/>
+  </w:num>
+  <w:num w:numId="5" w16cid:durableId="229266605">
+    <w:abstractNumId w:val="5"/>
+  </w:num>
+  <w:num w:numId="6" w16cid:durableId="872689332">
+    <w:abstractNumId w:val="6"/>
+  </w:num>
+  <w:num w:numId="7" w16cid:durableId="330764792">
     <w:abstractNumId w:val="0"/>
   </w:num>
-  <w:num w:numId="2" w16cid:durableId="1300576156">
-    <w:abstractNumId w:val="2"/>
-  </w:num>
-  <w:num w:numId="3" w16cid:durableId="521475773">
-    <w:abstractNumId w:val="5"/>
-  </w:num>
-  <w:num w:numId="4" w16cid:durableId="835803846">
-    <w:abstractNumId w:val="1"/>
-  </w:num>
-  <w:num w:numId="5" w16cid:durableId="229266605">
-    <w:abstractNumId w:val="3"/>
-  </w:num>
-  <w:num w:numId="6" w16cid:durableId="872689332">
+  <w:num w:numId="8" w16cid:durableId="334965350">
     <w:abstractNumId w:val="4"/>
   </w:num>
 </w:numbering>
@@ -8516,6 +11179,25 @@
       <w:szCs w:val="20"/>
     </w:rPr>
   </w:style>
+  <w:style w:type="table" w:styleId="TableGrid">
+    <w:name w:val="Table Grid"/>
+    <w:basedOn w:val="TableNormal"/>
+    <w:uiPriority w:val="39"/>
+    <w:rsid w:val="0011453C"/>
+    <w:pPr>
+      <w:spacing w:after="0" w:line="240" w:lineRule="auto"/>
+    </w:pPr>
+    <w:tblPr>
+      <w:tblBorders>
+        <w:top w:val="single" w:sz="4" w:space="0" w:color="auto"/>
+        <w:left w:val="single" w:sz="4" w:space="0" w:color="auto"/>
+        <w:bottom w:val="single" w:sz="4" w:space="0" w:color="auto"/>
+        <w:right w:val="single" w:sz="4" w:space="0" w:color="auto"/>
+        <w:insideH w:val="single" w:sz="4" w:space="0" w:color="auto"/>
+        <w:insideV w:val="single" w:sz="4" w:space="0" w:color="auto"/>
+      </w:tblBorders>
+    </w:tblPr>
+  </w:style>
 </w:styles>
 </file>
 
